--- a/ZoneControl_Specifikáció.docx
+++ b/ZoneControl_Specifikáció.docx
@@ -1,6 +1,6 @@
 
 <file path=word/document.xml><?xml version="1.0" encoding="utf-8"?>
-<w:document xmlns:wpc="http://schemas.microsoft.com/office/word/2010/wordprocessingCanvas" xmlns:cx="http://schemas.microsoft.com/office/drawing/2014/chartex" xmlns:cx1="http://schemas.microsoft.com/office/drawing/2015/9/8/chartex" xmlns:cx2="http://schemas.microsoft.com/office/drawing/2015/10/21/chartex" xmlns:cx3="http://schemas.microsoft.com/office/drawing/2016/5/9/chartex" xmlns:cx4="http://schemas.microsoft.com/office/drawing/2016/5/10/chartex" xmlns:cx5="http://schemas.microsoft.com/office/drawing/2016/5/11/chartex" xmlns:cx6="http://schemas.microsoft.com/office/drawing/2016/5/12/chartex" xmlns:cx7="http://schemas.microsoft.com/office/drawing/2016/5/13/chartex" xmlns:cx8="http://schemas.microsoft.com/office/drawing/2016/5/14/chartex" xmlns:mc="http://schemas.openxmlformats.org/markup-compatibility/2006" xmlns:aink="http://schemas.microsoft.com/office/drawing/2016/ink" xmlns:am3d="http://schemas.microsoft.com/office/drawing/2017/model3d" xmlns:o="urn:schemas-microsoft-com:office:office" xmlns:r="http://schemas.openxmlformats.org/officeDocument/2006/relationships" xmlns:m="http://schemas.openxmlformats.org/officeDocument/2006/math" xmlns:v="urn:schemas-microsoft-com:vml" xmlns:wp14="http://schemas.microsoft.com/office/word/2010/wordprocessingDrawing" xmlns:wp="http://schemas.openxmlformats.org/drawingml/2006/wordprocessingDrawing" xmlns:w10="urn:schemas-microsoft-com:office:word" xmlns:w="http://schemas.openxmlformats.org/wordprocessingml/2006/main" xmlns:w14="http://schemas.microsoft.com/office/word/2010/wordml" xmlns:w15="http://schemas.microsoft.com/office/word/2012/wordml" xmlns:w16cid="http://schemas.microsoft.com/office/word/2016/wordml/cid" xmlns:w16se="http://schemas.microsoft.com/office/word/2015/wordml/symex" xmlns:wpg="http://schemas.microsoft.com/office/word/2010/wordprocessingGroup" xmlns:wpi="http://schemas.microsoft.com/office/word/2010/wordprocessingInk" xmlns:wne="http://schemas.microsoft.com/office/word/2006/wordml" xmlns:wps="http://schemas.microsoft.com/office/word/2010/wordprocessingShape" mc:Ignorable="w14 w15 w16se w16cid wp14">
+<w:document xmlns:wpc="http://schemas.microsoft.com/office/word/2010/wordprocessingCanvas" xmlns:cx="http://schemas.microsoft.com/office/drawing/2014/chartex" xmlns:cx1="http://schemas.microsoft.com/office/drawing/2015/9/8/chartex" xmlns:cx2="http://schemas.microsoft.com/office/drawing/2015/10/21/chartex" xmlns:cx3="http://schemas.microsoft.com/office/drawing/2016/5/9/chartex" xmlns:cx4="http://schemas.microsoft.com/office/drawing/2016/5/10/chartex" xmlns:cx5="http://schemas.microsoft.com/office/drawing/2016/5/11/chartex" xmlns:cx6="http://schemas.microsoft.com/office/drawing/2016/5/12/chartex" xmlns:cx7="http://schemas.microsoft.com/office/drawing/2016/5/13/chartex" xmlns:cx8="http://schemas.microsoft.com/office/drawing/2016/5/14/chartex" xmlns:mc="http://schemas.openxmlformats.org/markup-compatibility/2006" xmlns:aink="http://schemas.microsoft.com/office/drawing/2016/ink" xmlns:am3d="http://schemas.microsoft.com/office/drawing/2017/model3d" xmlns:o="urn:schemas-microsoft-com:office:office" xmlns:r="http://schemas.openxmlformats.org/officeDocument/2006/relationships" xmlns:m="http://schemas.openxmlformats.org/officeDocument/2006/math" xmlns:v="urn:schemas-microsoft-com:vml" xmlns:wp14="http://schemas.microsoft.com/office/word/2010/wordprocessingDrawing" xmlns:wp="http://schemas.openxmlformats.org/drawingml/2006/wordprocessingDrawing" xmlns:w10="urn:schemas-microsoft-com:office:word" xmlns:w="http://schemas.openxmlformats.org/wordprocessingml/2006/main" xmlns:w14="http://schemas.microsoft.com/office/word/2010/wordml" xmlns:w15="http://schemas.microsoft.com/office/word/2012/wordml" xmlns:w16cex="http://schemas.microsoft.com/office/word/2018/wordml/cex" xmlns:w16cid="http://schemas.microsoft.com/office/word/2016/wordml/cid" xmlns:w16="http://schemas.microsoft.com/office/word/2018/wordml" xmlns:w16sdtdh="http://schemas.microsoft.com/office/word/2020/wordml/sdtdatahash" xmlns:w16se="http://schemas.microsoft.com/office/word/2015/wordml/symex" xmlns:wpg="http://schemas.microsoft.com/office/word/2010/wordprocessingGroup" xmlns:wpi="http://schemas.microsoft.com/office/word/2010/wordprocessingInk" xmlns:wne="http://schemas.microsoft.com/office/word/2006/wordml" xmlns:wps="http://schemas.microsoft.com/office/word/2010/wordprocessingShape" mc:Ignorable="w14 w15 w16se w16cid w16 w16cex w16sdtdh wp14">
   <w:body>
     <w:p>
       <w:pPr>
@@ -12,14 +12,12 @@
           <w:color w:val="1F3864" w:themeColor="accent1" w:themeShade="80"/>
         </w:rPr>
       </w:pPr>
-      <w:proofErr w:type="spellStart"/>
       <w:r>
         <w:rPr>
           <w:color w:val="1F3864" w:themeColor="accent1" w:themeShade="80"/>
         </w:rPr>
         <w:t>ZoneControl</w:t>
       </w:r>
-      <w:proofErr w:type="spellEnd"/>
     </w:p>
     <w:p>
       <w:pPr>
@@ -196,7 +194,7 @@
           <w:r>
             <w:fldChar w:fldCharType="separate"/>
           </w:r>
-          <w:hyperlink w:anchor="_Toc241221404" w:history="1">
+          <w:hyperlink w:anchor="_Toc241569511" w:history="1">
             <w:r>
               <w:rPr>
                 <w:rStyle w:val="Hiperhivatkozs"/>
@@ -240,7 +238,7 @@
                 <w:noProof/>
                 <w:webHidden/>
               </w:rPr>
-              <w:instrText xml:space="preserve"> PAGEREF _Toc241221404 \h </w:instrText>
+              <w:instrText xml:space="preserve"> PAGEREF _Toc241569511 \h </w:instrText>
             </w:r>
             <w:r>
               <w:rPr>
@@ -286,7 +284,7 @@
               <w:lang w:eastAsia="hu-HU"/>
             </w:rPr>
           </w:pPr>
-          <w:hyperlink w:anchor="_Toc241221405" w:history="1">
+          <w:hyperlink w:anchor="_Toc241569512" w:history="1">
             <w:r>
               <w:rPr>
                 <w:rStyle w:val="Hiperhivatkozs"/>
@@ -330,7 +328,7 @@
                 <w:noProof/>
                 <w:webHidden/>
               </w:rPr>
-              <w:instrText xml:space="preserve"> PAGEREF _Toc241221405 \h </w:instrText>
+              <w:instrText xml:space="preserve"> PAGEREF _Toc241569512 \h </w:instrText>
             </w:r>
             <w:r>
               <w:rPr>
@@ -376,7 +374,7 @@
               <w:lang w:eastAsia="hu-HU"/>
             </w:rPr>
           </w:pPr>
-          <w:hyperlink w:anchor="_Toc241221406" w:history="1">
+          <w:hyperlink w:anchor="_Toc241569513" w:history="1">
             <w:r>
               <w:rPr>
                 <w:rStyle w:val="Hiperhivatkozs"/>
@@ -420,7 +418,7 @@
                 <w:noProof/>
                 <w:webHidden/>
               </w:rPr>
-              <w:instrText xml:space="preserve"> PAGEREF _Toc241221406 \h </w:instrText>
+              <w:instrText xml:space="preserve"> PAGEREF _Toc241569513 \h </w:instrText>
             </w:r>
             <w:r>
               <w:rPr>
@@ -466,7 +464,7 @@
               <w:lang w:eastAsia="hu-HU"/>
             </w:rPr>
           </w:pPr>
-          <w:hyperlink w:anchor="_Toc241221407" w:history="1">
+          <w:hyperlink w:anchor="_Toc241569514" w:history="1">
             <w:r>
               <w:rPr>
                 <w:rStyle w:val="Hiperhivatkozs"/>
@@ -510,7 +508,7 @@
                 <w:noProof/>
                 <w:webHidden/>
               </w:rPr>
-              <w:instrText xml:space="preserve"> PAGEREF _Toc241221407 \h </w:instrText>
+              <w:instrText xml:space="preserve"> PAGEREF _Toc241569514 \h </w:instrText>
             </w:r>
             <w:r>
               <w:rPr>
@@ -556,7 +554,7 @@
               <w:lang w:eastAsia="hu-HU"/>
             </w:rPr>
           </w:pPr>
-          <w:hyperlink w:anchor="_Toc241221408" w:history="1">
+          <w:hyperlink w:anchor="_Toc241569515" w:history="1">
             <w:r>
               <w:rPr>
                 <w:rStyle w:val="Hiperhivatkozs"/>
@@ -579,7 +577,7 @@
                 <w:rStyle w:val="Hiperhivatkozs"/>
                 <w:noProof/>
               </w:rPr>
-              <w:t>Operációs rendszer és környezet</w:t>
+              <w:t>Verziókövetés</w:t>
             </w:r>
             <w:r>
               <w:rPr>
@@ -600,7 +598,7 @@
                 <w:noProof/>
                 <w:webHidden/>
               </w:rPr>
-              <w:instrText xml:space="preserve"> PAGEREF _Toc241221408 \h </w:instrText>
+              <w:instrText xml:space="preserve"> PAGEREF _Toc241569515 \h </w:instrText>
             </w:r>
             <w:r>
               <w:rPr>
@@ -646,7 +644,7 @@
               <w:lang w:eastAsia="hu-HU"/>
             </w:rPr>
           </w:pPr>
-          <w:hyperlink w:anchor="_Toc241221409" w:history="1">
+          <w:hyperlink w:anchor="_Toc241569516" w:history="1">
             <w:r>
               <w:rPr>
                 <w:rStyle w:val="Hiperhivatkozs"/>
@@ -669,7 +667,7 @@
                 <w:rStyle w:val="Hiperhivatkozs"/>
                 <w:noProof/>
               </w:rPr>
-              <w:t>Felhasznált programozási környezetek</w:t>
+              <w:t>Operációs rendszer és környezet</w:t>
             </w:r>
             <w:r>
               <w:rPr>
@@ -690,7 +688,7 @@
                 <w:noProof/>
                 <w:webHidden/>
               </w:rPr>
-              <w:instrText xml:space="preserve"> PAGEREF _Toc241221409 \h </w:instrText>
+              <w:instrText xml:space="preserve"> PAGEREF _Toc241569516 \h </w:instrText>
             </w:r>
             <w:r>
               <w:rPr>
@@ -736,7 +734,7 @@
               <w:lang w:eastAsia="hu-HU"/>
             </w:rPr>
           </w:pPr>
-          <w:hyperlink w:anchor="_Toc241221410" w:history="1">
+          <w:hyperlink w:anchor="_Toc241569517" w:history="1">
             <w:r>
               <w:rPr>
                 <w:rStyle w:val="Hiperhivatkozs"/>
@@ -759,7 +757,7 @@
                 <w:rStyle w:val="Hiperhivatkozs"/>
                 <w:noProof/>
               </w:rPr>
-              <w:t>Megoldás formátuma</w:t>
+              <w:t>Felhasznált programozási környezetek</w:t>
             </w:r>
             <w:r>
               <w:rPr>
@@ -780,7 +778,7 @@
                 <w:noProof/>
                 <w:webHidden/>
               </w:rPr>
-              <w:instrText xml:space="preserve"> PAGEREF _Toc241221410 \h </w:instrText>
+              <w:instrText xml:space="preserve"> PAGEREF _Toc241569517 \h </w:instrText>
             </w:r>
             <w:r>
               <w:rPr>
@@ -826,7 +824,7 @@
               <w:lang w:eastAsia="hu-HU"/>
             </w:rPr>
           </w:pPr>
-          <w:hyperlink w:anchor="_Toc241221411" w:history="1">
+          <w:hyperlink w:anchor="_Toc241569518" w:history="1">
             <w:r>
               <w:rPr>
                 <w:rStyle w:val="Hiperhivatkozs"/>
@@ -849,7 +847,7 @@
                 <w:rStyle w:val="Hiperhivatkozs"/>
                 <w:noProof/>
               </w:rPr>
-              <w:t>Szoftverfejlesztés</w:t>
+              <w:t>Megoldás formátuma</w:t>
             </w:r>
             <w:r>
               <w:rPr>
@@ -870,7 +868,7 @@
                 <w:noProof/>
                 <w:webHidden/>
               </w:rPr>
-              <w:instrText xml:space="preserve"> PAGEREF _Toc241221411 \h </w:instrText>
+              <w:instrText xml:space="preserve"> PAGEREF _Toc241569518 \h </w:instrText>
             </w:r>
             <w:r>
               <w:rPr>
@@ -916,7 +914,7 @@
               <w:lang w:eastAsia="hu-HU"/>
             </w:rPr>
           </w:pPr>
-          <w:hyperlink w:anchor="_Toc241221412" w:history="1">
+          <w:hyperlink w:anchor="_Toc241569519" w:history="1">
             <w:r>
               <w:rPr>
                 <w:rStyle w:val="Hiperhivatkozs"/>
@@ -939,6 +937,96 @@
                 <w:rStyle w:val="Hiperhivatkozs"/>
                 <w:noProof/>
               </w:rPr>
+              <w:t>Szoftverfejlesztés</w:t>
+            </w:r>
+            <w:r>
+              <w:rPr>
+                <w:noProof/>
+                <w:webHidden/>
+              </w:rPr>
+              <w:tab/>
+            </w:r>
+            <w:r>
+              <w:rPr>
+                <w:noProof/>
+                <w:webHidden/>
+              </w:rPr>
+              <w:fldChar w:fldCharType="begin"/>
+            </w:r>
+            <w:r>
+              <w:rPr>
+                <w:noProof/>
+                <w:webHidden/>
+              </w:rPr>
+              <w:instrText xml:space="preserve"> PAGEREF _Toc241569519 \h </w:instrText>
+            </w:r>
+            <w:r>
+              <w:rPr>
+                <w:noProof/>
+                <w:webHidden/>
+              </w:rPr>
+            </w:r>
+            <w:r>
+              <w:rPr>
+                <w:noProof/>
+                <w:webHidden/>
+              </w:rPr>
+              <w:fldChar w:fldCharType="separate"/>
+            </w:r>
+            <w:r>
+              <w:rPr>
+                <w:noProof/>
+                <w:webHidden/>
+              </w:rPr>
+              <w:t>4</w:t>
+            </w:r>
+            <w:r>
+              <w:rPr>
+                <w:noProof/>
+                <w:webHidden/>
+              </w:rPr>
+              <w:fldChar w:fldCharType="end"/>
+            </w:r>
+          </w:hyperlink>
+        </w:p>
+        <w:p>
+          <w:pPr>
+            <w:pStyle w:val="TJ2"/>
+            <w:tabs>
+              <w:tab w:val="left" w:pos="880"/>
+              <w:tab w:val="right" w:leader="dot" w:pos="9346"/>
+            </w:tabs>
+            <w:rPr>
+              <w:rFonts w:asciiTheme="minorHAnsi" w:eastAsiaTheme="minorEastAsia" w:hAnsiTheme="minorHAnsi" w:cstheme="minorBidi"/>
+              <w:noProof/>
+              <w:sz w:val="22"/>
+              <w:szCs w:val="22"/>
+              <w:lang w:eastAsia="hu-HU"/>
+            </w:rPr>
+          </w:pPr>
+          <w:hyperlink w:anchor="_Toc241569520" w:history="1">
+            <w:r>
+              <w:rPr>
+                <w:rStyle w:val="Hiperhivatkozs"/>
+                <w:noProof/>
+              </w:rPr>
+              <w:t>2.6.</w:t>
+            </w:r>
+            <w:r>
+              <w:rPr>
+                <w:rFonts w:asciiTheme="minorHAnsi" w:eastAsiaTheme="minorEastAsia" w:hAnsiTheme="minorHAnsi" w:cstheme="minorBidi"/>
+                <w:noProof/>
+                <w:sz w:val="22"/>
+                <w:szCs w:val="22"/>
+                <w:lang w:eastAsia="hu-HU"/>
+              </w:rPr>
+              <w:tab/>
+            </w:r>
+            <w:r>
+              <w:rPr>
+                <w:rStyle w:val="Hiperhivatkozs"/>
+                <w:noProof/>
+              </w:rPr>
               <w:t>Modulok</w:t>
             </w:r>
             <w:r>
@@ -960,7 +1048,7 @@
                 <w:noProof/>
                 <w:webHidden/>
               </w:rPr>
-              <w:instrText xml:space="preserve"> PAGEREF _Toc241221412 \h </w:instrText>
+              <w:instrText xml:space="preserve"> PAGEREF _Toc241569520 \h </w:instrText>
             </w:r>
             <w:r>
               <w:rPr>
@@ -980,7 +1068,7 @@
                 <w:noProof/>
                 <w:webHidden/>
               </w:rPr>
-              <w:t>4</w:t>
+              <w:t>5</w:t>
             </w:r>
             <w:r>
               <w:rPr>
@@ -1006,7 +1094,7 @@
               <w:lang w:eastAsia="hu-HU"/>
             </w:rPr>
           </w:pPr>
-          <w:hyperlink w:anchor="_Toc241221413" w:history="1">
+          <w:hyperlink w:anchor="_Toc241569521" w:history="1">
             <w:r>
               <w:rPr>
                 <w:rStyle w:val="Hiperhivatkozs"/>
@@ -1050,7 +1138,7 @@
                 <w:noProof/>
                 <w:webHidden/>
               </w:rPr>
-              <w:instrText xml:space="preserve"> PAGEREF _Toc241221413 \h </w:instrText>
+              <w:instrText xml:space="preserve"> PAGEREF _Toc241569521 \h </w:instrText>
             </w:r>
             <w:r>
               <w:rPr>
@@ -1070,7 +1158,7 @@
                 <w:noProof/>
                 <w:webHidden/>
               </w:rPr>
-              <w:t>5</w:t>
+              <w:t>6</w:t>
             </w:r>
             <w:r>
               <w:rPr>
@@ -1096,7 +1184,7 @@
               <w:lang w:eastAsia="hu-HU"/>
             </w:rPr>
           </w:pPr>
-          <w:hyperlink w:anchor="_Toc241221414" w:history="1">
+          <w:hyperlink w:anchor="_Toc241569522" w:history="1">
             <w:r>
               <w:rPr>
                 <w:rStyle w:val="Hiperhivatkozs"/>
@@ -1140,7 +1228,7 @@
                 <w:noProof/>
                 <w:webHidden/>
               </w:rPr>
-              <w:instrText xml:space="preserve"> PAGEREF _Toc241221414 \h </w:instrText>
+              <w:instrText xml:space="preserve"> PAGEREF _Toc241569522 \h </w:instrText>
             </w:r>
             <w:r>
               <w:rPr>
@@ -1160,7 +1248,7 @@
                 <w:noProof/>
                 <w:webHidden/>
               </w:rPr>
-              <w:t>5</w:t>
+              <w:t>6</w:t>
             </w:r>
             <w:r>
               <w:rPr>
@@ -1186,7 +1274,7 @@
               <w:lang w:eastAsia="hu-HU"/>
             </w:rPr>
           </w:pPr>
-          <w:hyperlink w:anchor="_Toc241221415" w:history="1">
+          <w:hyperlink w:anchor="_Toc241569523" w:history="1">
             <w:r>
               <w:rPr>
                 <w:rStyle w:val="Hiperhivatkozs"/>
@@ -1230,7 +1318,7 @@
                 <w:noProof/>
                 <w:webHidden/>
               </w:rPr>
-              <w:instrText xml:space="preserve"> PAGEREF _Toc241221415 \h </w:instrText>
+              <w:instrText xml:space="preserve"> PAGEREF _Toc241569523 \h </w:instrText>
             </w:r>
             <w:r>
               <w:rPr>
@@ -1250,7 +1338,7 @@
                 <w:noProof/>
                 <w:webHidden/>
               </w:rPr>
-              <w:t>5</w:t>
+              <w:t>6</w:t>
             </w:r>
             <w:r>
               <w:rPr>
@@ -1276,7 +1364,7 @@
               <w:lang w:eastAsia="hu-HU"/>
             </w:rPr>
           </w:pPr>
-          <w:hyperlink w:anchor="_Toc241221416" w:history="1">
+          <w:hyperlink w:anchor="_Toc241569524" w:history="1">
             <w:r>
               <w:rPr>
                 <w:rStyle w:val="Hiperhivatkozs"/>
@@ -1320,7 +1408,7 @@
                 <w:noProof/>
                 <w:webHidden/>
               </w:rPr>
-              <w:instrText xml:space="preserve"> PAGEREF _Toc241221416 \h </w:instrText>
+              <w:instrText xml:space="preserve"> PAGEREF _Toc241569524 \h </w:instrText>
             </w:r>
             <w:r>
               <w:rPr>
@@ -1340,7 +1428,7 @@
                 <w:noProof/>
                 <w:webHidden/>
               </w:rPr>
-              <w:t>5</w:t>
+              <w:t>6</w:t>
             </w:r>
             <w:r>
               <w:rPr>
@@ -1366,7 +1454,7 @@
               <w:lang w:eastAsia="hu-HU"/>
             </w:rPr>
           </w:pPr>
-          <w:hyperlink w:anchor="_Toc241221417" w:history="1">
+          <w:hyperlink w:anchor="_Toc241569525" w:history="1">
             <w:r>
               <w:rPr>
                 <w:rStyle w:val="Hiperhivatkozs"/>
@@ -1410,7 +1498,7 @@
                 <w:noProof/>
                 <w:webHidden/>
               </w:rPr>
-              <w:instrText xml:space="preserve"> PAGEREF _Toc241221417 \h </w:instrText>
+              <w:instrText xml:space="preserve"> PAGEREF _Toc241569525 \h </w:instrText>
             </w:r>
             <w:r>
               <w:rPr>
@@ -1430,7 +1518,7 @@
                 <w:noProof/>
                 <w:webHidden/>
               </w:rPr>
-              <w:t>6</w:t>
+              <w:t>7</w:t>
             </w:r>
             <w:r>
               <w:rPr>
@@ -1456,7 +1544,7 @@
               <w:lang w:eastAsia="hu-HU"/>
             </w:rPr>
           </w:pPr>
-          <w:hyperlink w:anchor="_Toc241221418" w:history="1">
+          <w:hyperlink w:anchor="_Toc241569526" w:history="1">
             <w:r>
               <w:rPr>
                 <w:rStyle w:val="Hiperhivatkozs"/>
@@ -1500,7 +1588,7 @@
                 <w:noProof/>
                 <w:webHidden/>
               </w:rPr>
-              <w:instrText xml:space="preserve"> PAGEREF _Toc241221418 \h </w:instrText>
+              <w:instrText xml:space="preserve"> PAGEREF _Toc241569526 \h </w:instrText>
             </w:r>
             <w:r>
               <w:rPr>
@@ -1520,7 +1608,7 @@
                 <w:noProof/>
                 <w:webHidden/>
               </w:rPr>
-              <w:t>6</w:t>
+              <w:t>7</w:t>
             </w:r>
             <w:r>
               <w:rPr>
@@ -1546,7 +1634,7 @@
               <w:lang w:eastAsia="hu-HU"/>
             </w:rPr>
           </w:pPr>
-          <w:hyperlink w:anchor="_Toc241221419" w:history="1">
+          <w:hyperlink w:anchor="_Toc241569527" w:history="1">
             <w:r>
               <w:rPr>
                 <w:rStyle w:val="Hiperhivatkozs"/>
@@ -1590,7 +1678,7 @@
                 <w:noProof/>
                 <w:webHidden/>
               </w:rPr>
-              <w:instrText xml:space="preserve"> PAGEREF _Toc241221419 \h </w:instrText>
+              <w:instrText xml:space="preserve"> PAGEREF _Toc241569527 \h </w:instrText>
             </w:r>
             <w:r>
               <w:rPr>
@@ -1610,7 +1698,7 @@
                 <w:noProof/>
                 <w:webHidden/>
               </w:rPr>
-              <w:t>6</w:t>
+              <w:t>7</w:t>
             </w:r>
             <w:r>
               <w:rPr>
@@ -1636,7 +1724,7 @@
               <w:lang w:eastAsia="hu-HU"/>
             </w:rPr>
           </w:pPr>
-          <w:hyperlink w:anchor="_Toc241221420" w:history="1">
+          <w:hyperlink w:anchor="_Toc241569528" w:history="1">
             <w:r>
               <w:rPr>
                 <w:rStyle w:val="Hiperhivatkozs"/>
@@ -1680,7 +1768,7 @@
                 <w:noProof/>
                 <w:webHidden/>
               </w:rPr>
-              <w:instrText xml:space="preserve"> PAGEREF _Toc241221420 \h </w:instrText>
+              <w:instrText xml:space="preserve"> PAGEREF _Toc241569528 \h </w:instrText>
             </w:r>
             <w:r>
               <w:rPr>
@@ -1700,7 +1788,7 @@
                 <w:noProof/>
                 <w:webHidden/>
               </w:rPr>
-              <w:t>6</w:t>
+              <w:t>7</w:t>
             </w:r>
             <w:r>
               <w:rPr>
@@ -1726,7 +1814,7 @@
               <w:lang w:eastAsia="hu-HU"/>
             </w:rPr>
           </w:pPr>
-          <w:hyperlink w:anchor="_Toc241221421" w:history="1">
+          <w:hyperlink w:anchor="_Toc241569529" w:history="1">
             <w:r>
               <w:rPr>
                 <w:rStyle w:val="Hiperhivatkozs"/>
@@ -1770,7 +1858,7 @@
                 <w:noProof/>
                 <w:webHidden/>
               </w:rPr>
-              <w:instrText xml:space="preserve"> PAGEREF _Toc241221421 \h </w:instrText>
+              <w:instrText xml:space="preserve"> PAGEREF _Toc241569529 \h </w:instrText>
             </w:r>
             <w:r>
               <w:rPr>
@@ -1790,7 +1878,7 @@
                 <w:noProof/>
                 <w:webHidden/>
               </w:rPr>
-              <w:t>7</w:t>
+              <w:t>8</w:t>
             </w:r>
             <w:r>
               <w:rPr>
@@ -1816,7 +1904,7 @@
               <w:lang w:eastAsia="hu-HU"/>
             </w:rPr>
           </w:pPr>
-          <w:hyperlink w:anchor="_Toc241221422" w:history="1">
+          <w:hyperlink w:anchor="_Toc241569530" w:history="1">
             <w:r>
               <w:rPr>
                 <w:rStyle w:val="Hiperhivatkozs"/>
@@ -1860,7 +1948,7 @@
                 <w:noProof/>
                 <w:webHidden/>
               </w:rPr>
-              <w:instrText xml:space="preserve"> PAGEREF _Toc241221422 \h </w:instrText>
+              <w:instrText xml:space="preserve"> PAGEREF _Toc241569530 \h </w:instrText>
             </w:r>
             <w:r>
               <w:rPr>
@@ -1880,7 +1968,7 @@
                 <w:noProof/>
                 <w:webHidden/>
               </w:rPr>
-              <w:t>7</w:t>
+              <w:t>8</w:t>
             </w:r>
             <w:r>
               <w:rPr>
@@ -1906,7 +1994,7 @@
               <w:lang w:eastAsia="hu-HU"/>
             </w:rPr>
           </w:pPr>
-          <w:hyperlink w:anchor="_Toc241221423" w:history="1">
+          <w:hyperlink w:anchor="_Toc241569531" w:history="1">
             <w:r>
               <w:rPr>
                 <w:rStyle w:val="Hiperhivatkozs"/>
@@ -1950,7 +2038,7 @@
                 <w:noProof/>
                 <w:webHidden/>
               </w:rPr>
-              <w:instrText xml:space="preserve"> PAGEREF _Toc241221423 \h </w:instrText>
+              <w:instrText xml:space="preserve"> PAGEREF _Toc241569531 \h </w:instrText>
             </w:r>
             <w:r>
               <w:rPr>
@@ -1970,7 +2058,7 @@
                 <w:noProof/>
                 <w:webHidden/>
               </w:rPr>
-              <w:t>7</w:t>
+              <w:t>8</w:t>
             </w:r>
             <w:r>
               <w:rPr>
@@ -1996,7 +2084,7 @@
               <w:lang w:eastAsia="hu-HU"/>
             </w:rPr>
           </w:pPr>
-          <w:hyperlink w:anchor="_Toc241221424" w:history="1">
+          <w:hyperlink w:anchor="_Toc241569532" w:history="1">
             <w:r>
               <w:rPr>
                 <w:rStyle w:val="Hiperhivatkozs"/>
@@ -2040,7 +2128,7 @@
                 <w:noProof/>
                 <w:webHidden/>
               </w:rPr>
-              <w:instrText xml:space="preserve"> PAGEREF _Toc241221424 \h </w:instrText>
+              <w:instrText xml:space="preserve"> PAGEREF _Toc241569532 \h </w:instrText>
             </w:r>
             <w:r>
               <w:rPr>
@@ -2060,7 +2148,7 @@
                 <w:noProof/>
                 <w:webHidden/>
               </w:rPr>
-              <w:t>7</w:t>
+              <w:t>8</w:t>
             </w:r>
             <w:r>
               <w:rPr>
@@ -2086,36 +2174,34 @@
             <w:fldChar w:fldCharType="end"/>
           </w:r>
         </w:p>
-        <w:bookmarkStart w:id="0" w:name="_GoBack" w:displacedByCustomXml="next"/>
-        <w:bookmarkEnd w:id="0" w:displacedByCustomXml="next"/>
       </w:sdtContent>
     </w:sdt>
     <w:p>
       <w:pPr>
         <w:pStyle w:val="Cmsor1"/>
       </w:pPr>
-      <w:bookmarkStart w:id="1" w:name="_Toc241221404"/>
+      <w:bookmarkStart w:id="0" w:name="_Toc241569511"/>
       <w:r>
         <w:lastRenderedPageBreak/>
         <w:t>Bevezetés</w:t>
       </w:r>
+      <w:bookmarkEnd w:id="0"/>
+    </w:p>
+    <w:p>
+      <w:pPr>
+        <w:pStyle w:val="Cmsor2"/>
+      </w:pPr>
+      <w:bookmarkStart w:id="1" w:name="_Toc241569512"/>
+      <w:r>
+        <w:t xml:space="preserve">A </w:t>
+      </w:r>
+      <w:r>
+        <w:t>projekt</w:t>
+      </w:r>
+      <w:r>
+        <w:t xml:space="preserve"> címe</w:t>
+      </w:r>
       <w:bookmarkEnd w:id="1"/>
-    </w:p>
-    <w:p>
-      <w:pPr>
-        <w:pStyle w:val="Cmsor2"/>
-      </w:pPr>
-      <w:bookmarkStart w:id="2" w:name="_Toc241221405"/>
-      <w:r>
-        <w:t xml:space="preserve">A </w:t>
-      </w:r>
-      <w:r>
-        <w:t>projekt</w:t>
-      </w:r>
-      <w:r>
-        <w:t xml:space="preserve"> címe</w:t>
-      </w:r>
-      <w:bookmarkEnd w:id="2"/>
     </w:p>
     <w:p>
       <w:pPr>
@@ -2136,7 +2222,7 @@
       <w:pPr>
         <w:pStyle w:val="Cmsor2"/>
       </w:pPr>
-      <w:bookmarkStart w:id="3" w:name="_Toc241221406"/>
+      <w:bookmarkStart w:id="2" w:name="_Toc241569513"/>
       <w:r>
         <w:t xml:space="preserve">A </w:t>
       </w:r>
@@ -2146,116 +2232,453 @@
       <w:r>
         <w:t xml:space="preserve"> rövid ismertetése</w:t>
       </w:r>
-      <w:bookmarkEnd w:id="3"/>
+      <w:bookmarkEnd w:id="2"/>
     </w:p>
     <w:p>
       <w:pPr>
         <w:ind w:left="357"/>
-      </w:pPr>
-      <w:r>
+        <w:rPr>
+          <w:sz w:val="24"/>
+          <w:szCs w:val="24"/>
+        </w:rPr>
+      </w:pPr>
+      <w:r>
+        <w:rPr>
+          <w:sz w:val="24"/>
+          <w:szCs w:val="24"/>
+        </w:rPr>
         <w:t>A hotelek</w:t>
       </w:r>
       <w:r>
+        <w:rPr>
+          <w:sz w:val="24"/>
+          <w:szCs w:val="24"/>
+        </w:rPr>
         <w:t xml:space="preserve"> szobafoglalásakor a</w:t>
       </w:r>
       <w:r>
+        <w:rPr>
+          <w:sz w:val="24"/>
+          <w:szCs w:val="24"/>
+        </w:rPr>
         <w:t>z alap csomag több esetben nem tartalmaz olyan szolgáltatásokat amelyeket a vendég/vendégek igénybe szeretnének venni</w:t>
       </w:r>
       <w:r>
+        <w:rPr>
+          <w:sz w:val="24"/>
+          <w:szCs w:val="24"/>
+        </w:rPr>
         <w:t xml:space="preserve">. </w:t>
       </w:r>
       <w:r>
+        <w:rPr>
+          <w:sz w:val="24"/>
+          <w:szCs w:val="24"/>
+        </w:rPr>
         <w:t xml:space="preserve">Ezeket a </w:t>
       </w:r>
       <w:r>
-        <w:t>bonusz</w:t>
-      </w:r>
-      <w:r>
+        <w:rPr>
+          <w:sz w:val="24"/>
+          <w:szCs w:val="24"/>
+        </w:rPr>
+        <w:t>b</w:t>
+      </w:r>
+      <w:r>
+        <w:rPr>
+          <w:sz w:val="24"/>
+          <w:szCs w:val="24"/>
+        </w:rPr>
+        <w:t>ó</w:t>
+      </w:r>
+      <w:r>
+        <w:rPr>
+          <w:sz w:val="24"/>
+          <w:szCs w:val="24"/>
+        </w:rPr>
+        <w:t>nusz</w:t>
+      </w:r>
+      <w:r>
+        <w:rPr>
+          <w:sz w:val="24"/>
+          <w:szCs w:val="24"/>
+        </w:rPr>
         <w:t xml:space="preserve"> ellátásokat a vendé</w:t>
       </w:r>
       <w:r>
+        <w:rPr>
+          <w:sz w:val="24"/>
+          <w:szCs w:val="24"/>
+        </w:rPr>
         <w:t>g</w:t>
       </w:r>
       <w:r>
-        <w:t xml:space="preserve"> foglaláskor hozzáadhatja </w:t>
-      </w:r>
-      <w:r>
-        <w:t xml:space="preserve">a szoba/szobák díjához </w:t>
-      </w:r>
-      <w:r>
-        <w:t xml:space="preserve">az online foglaláskor, </w:t>
-      </w:r>
-      <w:r>
-        <w:t>és/</w:t>
-      </w:r>
-      <w:r>
-        <w:t>vagy érkezéskor a recepció</w:t>
-      </w:r>
-      <w:r>
-        <w:t>n</w:t>
-      </w:r>
-      <w:r>
+        <w:rPr>
+          <w:sz w:val="24"/>
+          <w:szCs w:val="24"/>
+        </w:rPr>
+        <w:t xml:space="preserve"> foglalás</w:t>
+      </w:r>
+      <w:r>
+        <w:rPr>
+          <w:sz w:val="24"/>
+          <w:szCs w:val="24"/>
+        </w:rPr>
+        <w:t xml:space="preserve"> után</w:t>
+      </w:r>
+      <w:r>
+        <w:rPr>
+          <w:sz w:val="24"/>
+          <w:szCs w:val="24"/>
+        </w:rPr>
+        <w:t xml:space="preserve"> hozzáadhatja </w:t>
+      </w:r>
+      <w:r>
+        <w:rPr>
+          <w:sz w:val="24"/>
+          <w:szCs w:val="24"/>
+        </w:rPr>
+        <w:t>a szoba/szobák díjához</w:t>
+      </w:r>
+      <w:r>
+        <w:rPr>
+          <w:sz w:val="24"/>
+          <w:szCs w:val="24"/>
+        </w:rPr>
+        <w:t>, amelyet távozáskor a recepción tud kifizetni</w:t>
+      </w:r>
+      <w:r>
+        <w:rPr>
+          <w:sz w:val="24"/>
+          <w:szCs w:val="24"/>
+        </w:rPr>
         <w:t>.</w:t>
       </w:r>
       <w:r>
+        <w:rPr>
+          <w:sz w:val="24"/>
+          <w:szCs w:val="24"/>
+        </w:rPr>
         <w:t xml:space="preserve"> </w:t>
       </w:r>
       <w:r>
-        <w:t>Amennyiben a vendék</w:t>
-      </w:r>
-      <w:r>
+        <w:rPr>
+          <w:sz w:val="24"/>
+          <w:szCs w:val="24"/>
+        </w:rPr>
+        <w:t>A weboldal</w:t>
+      </w:r>
+      <w:r>
+        <w:rPr>
+          <w:sz w:val="24"/>
+          <w:szCs w:val="24"/>
+        </w:rPr>
+        <w:t>on bejelentkezés/regisztráció után megjelennek az elérhető hotelek egy keresővel együtt.</w:t>
+      </w:r>
+      <w:r>
+        <w:rPr>
+          <w:sz w:val="24"/>
+          <w:szCs w:val="24"/>
+        </w:rPr>
         <w:t xml:space="preserve"> </w:t>
       </w:r>
       <w:r>
-        <w:t>a hotelben tartózkodása alatt e</w:t>
-      </w:r>
-      <w:r>
-        <w:t xml:space="preserve">gy új szolgáltatást </w:t>
-      </w:r>
-      <w:r>
-        <w:t>szeretne</w:t>
-      </w:r>
-      <w:r>
-        <w:t xml:space="preserve"> igénybe venni, a recepción </w:t>
-      </w:r>
-      <w:r>
-        <w:t xml:space="preserve">ezt </w:t>
-      </w:r>
-      <w:r>
-        <w:t>bármikor</w:t>
-      </w:r>
-      <w:r>
-        <w:t xml:space="preserve"> megteheti</w:t>
-      </w:r>
-      <w:r>
-        <w:t xml:space="preserve">, viszont lemondani </w:t>
-      </w:r>
-      <w:r>
-        <w:t xml:space="preserve">a már </w:t>
-      </w:r>
-      <w:r>
-        <w:t xml:space="preserve">kifizetetteket </w:t>
-      </w:r>
-      <w:r>
-        <w:t>nem tudja</w:t>
-      </w:r>
-      <w:r>
-        <w:t>.</w:t>
-      </w:r>
-      <w:r>
-        <w:t xml:space="preserve"> </w:t>
+        <w:rPr>
+          <w:sz w:val="24"/>
+          <w:szCs w:val="24"/>
+        </w:rPr>
+        <w:t>Egy</w:t>
+      </w:r>
+      <w:r>
+        <w:rPr>
+          <w:sz w:val="24"/>
+          <w:szCs w:val="24"/>
+        </w:rPr>
+        <w:t xml:space="preserve"> hotel kiválasztása után a felhasználó számára megje</w:t>
+      </w:r>
+      <w:r>
+        <w:rPr>
+          <w:sz w:val="24"/>
+          <w:szCs w:val="24"/>
+        </w:rPr>
+        <w:t>le</w:t>
+      </w:r>
+      <w:r>
+        <w:rPr>
+          <w:sz w:val="24"/>
+          <w:szCs w:val="24"/>
+        </w:rPr>
+        <w:t xml:space="preserve">nnek az elérhető szobák dátumokkal, valamint az alap csomag. Foglaláskor a felhasználó ki tudja választani hogy online a weboldalon szeretne fizetni vagy érkezéskor a hotel recepcióján ahol az előre nem kiválasztott kiegészítőket is hozzá tudja adni, melyeket a hotelben tartózkodása alatt bármikor tud bővíteni, de lemondani nem tudja. </w:t>
+      </w:r>
+      <w:r>
+        <w:rPr>
+          <w:sz w:val="24"/>
+          <w:szCs w:val="24"/>
+        </w:rPr>
+        <w:t>Amennyiben a vendég egy olyan szolgáltatást szeretne igénybe venni melyet nem választott, az aktuális részlegnél a</w:t>
+      </w:r>
+      <w:r>
+        <w:rPr>
+          <w:sz w:val="24"/>
+          <w:szCs w:val="24"/>
+        </w:rPr>
+        <w:t xml:space="preserve"> recepción kapott</w:t>
+      </w:r>
+      <w:r>
+        <w:rPr>
+          <w:sz w:val="24"/>
+          <w:szCs w:val="24"/>
+        </w:rPr>
+        <w:t xml:space="preserve"> RFID </w:t>
+      </w:r>
+      <w:r>
+        <w:rPr>
+          <w:sz w:val="24"/>
+          <w:szCs w:val="24"/>
+        </w:rPr>
+        <w:t>kártyával, egy üzenet elfogadása után meg tehet, és hozzákerül  a csomagjához.</w:t>
       </w:r>
     </w:p>
     <w:p>
       <w:pPr>
         <w:pStyle w:val="NormlWeb"/>
         <w:ind w:left="357"/>
-        <w:rPr>
-          <w:sz w:val="28"/>
-          <w:szCs w:val="28"/>
-        </w:rPr>
-      </w:pPr>
-      <w:proofErr w:type="gramStart"/>
+      </w:pPr>
+      <w:r>
+        <w:t xml:space="preserve"> </w:t>
+      </w:r>
+    </w:p>
+    <w:p>
+      <w:pPr>
+        <w:pStyle w:val="Cmsor1"/>
+      </w:pPr>
+      <w:bookmarkStart w:id="3" w:name="_Toc241569514"/>
+      <w:r>
+        <w:lastRenderedPageBreak/>
+        <w:t>Elvárások a feladattal kapcsolatban</w:t>
+      </w:r>
+      <w:bookmarkEnd w:id="3"/>
+    </w:p>
+    <w:p>
+      <w:pPr>
+        <w:pStyle w:val="Cmsor2"/>
+      </w:pPr>
+      <w:bookmarkStart w:id="4" w:name="_Toc241569515"/>
+      <w:r>
+        <w:t>Verziókövetés</w:t>
+      </w:r>
+      <w:bookmarkEnd w:id="4"/>
+    </w:p>
+    <w:p>
+      <w:pPr>
+        <w:pStyle w:val="Listaszerbekezds"/>
+        <w:numPr>
+          <w:ilvl w:val="0"/>
+          <w:numId w:val="22"/>
+        </w:numPr>
+      </w:pPr>
+      <w:r>
+        <w:t>GitHub</w:t>
+      </w:r>
+    </w:p>
+    <w:p>
+      <w:pPr>
+        <w:pStyle w:val="Cmsor2"/>
+      </w:pPr>
+      <w:bookmarkStart w:id="5" w:name="_Toc241569516"/>
+      <w:r>
+        <w:t>Operációs rendszer és környezet</w:t>
+      </w:r>
+      <w:bookmarkEnd w:id="5"/>
+    </w:p>
+    <w:p>
+      <w:pPr>
+        <w:pStyle w:val="Listaszerbekezds"/>
+        <w:numPr>
+          <w:ilvl w:val="0"/>
+          <w:numId w:val="6"/>
+        </w:numPr>
+      </w:pPr>
+      <w:r>
+        <w:t>Windows 10, 11</w:t>
+      </w:r>
+    </w:p>
+    <w:p>
+      <w:pPr>
+        <w:pStyle w:val="Cmsor2"/>
+      </w:pPr>
+      <w:bookmarkStart w:id="6" w:name="_Toc241569517"/>
+      <w:r>
+        <w:t>Felhasznált programozási környezetek</w:t>
+      </w:r>
+      <w:bookmarkEnd w:id="6"/>
+    </w:p>
+    <w:p>
+      <w:pPr>
+        <w:pStyle w:val="Listaszerbekezds"/>
+        <w:numPr>
+          <w:ilvl w:val="0"/>
+          <w:numId w:val="6"/>
+        </w:numPr>
+      </w:pPr>
+      <w:r>
+        <w:t xml:space="preserve"> </w:t>
+      </w:r>
+      <w:r>
+        <w:t>C# (Asztali alkalmazás)</w:t>
+      </w:r>
+    </w:p>
+    <w:p>
+      <w:pPr>
+        <w:pStyle w:val="Listaszerbekezds"/>
+        <w:numPr>
+          <w:ilvl w:val="0"/>
+          <w:numId w:val="6"/>
+        </w:numPr>
+      </w:pPr>
+      <w:r>
+        <w:t xml:space="preserve"> MySQL</w:t>
+      </w:r>
+      <w:r>
+        <w:t xml:space="preserve"> (Adatbázis)</w:t>
+      </w:r>
+    </w:p>
+    <w:p>
+      <w:pPr>
+        <w:pStyle w:val="Listaszerbekezds"/>
+        <w:numPr>
+          <w:ilvl w:val="0"/>
+          <w:numId w:val="6"/>
+        </w:numPr>
+      </w:pPr>
+      <w:r>
+        <w:t xml:space="preserve"> Laravel</w:t>
+      </w:r>
+      <w:r>
+        <w:t xml:space="preserve"> – php, java script</w:t>
+      </w:r>
+    </w:p>
+    <w:p>
+      <w:pPr>
+        <w:pStyle w:val="Listaszerbekezds"/>
+        <w:numPr>
+          <w:ilvl w:val="0"/>
+          <w:numId w:val="6"/>
+        </w:numPr>
+      </w:pPr>
+      <w:r>
+        <w:t xml:space="preserve"> VueJS</w:t>
+      </w:r>
+      <w:r>
+        <w:t xml:space="preserve"> – php, java script </w:t>
+      </w:r>
+    </w:p>
+    <w:p>
+      <w:pPr>
+        <w:pStyle w:val="Listaszerbekezds"/>
+        <w:numPr>
+          <w:ilvl w:val="0"/>
+          <w:numId w:val="6"/>
+        </w:numPr>
+      </w:pPr>
+      <w:r>
+        <w:t xml:space="preserve"> html</w:t>
+      </w:r>
+    </w:p>
+    <w:p>
+      <w:pPr>
+        <w:pStyle w:val="Cmsor2"/>
+      </w:pPr>
+      <w:bookmarkStart w:id="7" w:name="_Toc241569518"/>
+      <w:r>
+        <w:t>Megoldás</w:t>
+      </w:r>
+      <w:r>
+        <w:t xml:space="preserve"> formátuma</w:t>
+      </w:r>
+      <w:bookmarkEnd w:id="7"/>
+    </w:p>
+    <w:p>
+      <w:pPr>
+        <w:pStyle w:val="Listaszerbekezds"/>
+        <w:numPr>
+          <w:ilvl w:val="0"/>
+          <w:numId w:val="6"/>
+        </w:numPr>
+      </w:pPr>
+      <w:r>
+        <w:t>C# forrásállomány</w:t>
+      </w:r>
+    </w:p>
+    <w:p>
+      <w:pPr>
+        <w:pStyle w:val="Listaszerbekezds"/>
+        <w:numPr>
+          <w:ilvl w:val="0"/>
+          <w:numId w:val="6"/>
+        </w:numPr>
+      </w:pPr>
+      <w:r>
+        <w:t>html forrásállomány</w:t>
+      </w:r>
+    </w:p>
+    <w:p>
+      <w:pPr>
+        <w:pStyle w:val="Listaszerbekezds"/>
+        <w:numPr>
+          <w:ilvl w:val="0"/>
+          <w:numId w:val="6"/>
+        </w:numPr>
+      </w:pPr>
+      <w:r>
+        <w:t>Forráskód dokumentáció</w:t>
+      </w:r>
+    </w:p>
+    <w:p>
+      <w:pPr>
+        <w:pStyle w:val="Listaszerbekezds"/>
+        <w:numPr>
+          <w:ilvl w:val="0"/>
+          <w:numId w:val="6"/>
+        </w:numPr>
+      </w:pPr>
+      <w:r>
+        <w:t>Technikai do</w:t>
+      </w:r>
+      <w:r>
+        <w:t>k</w:t>
+      </w:r>
+      <w:r>
+        <w:t xml:space="preserve">umentáció </w:t>
+      </w:r>
+    </w:p>
+    <w:p>
+      <w:pPr>
+        <w:pStyle w:val="Listaszerbekezds"/>
+        <w:numPr>
+          <w:ilvl w:val="0"/>
+          <w:numId w:val="6"/>
+        </w:numPr>
+      </w:pPr>
+      <w:r>
+        <w:t>Felhasználói dokumentáció</w:t>
+      </w:r>
+    </w:p>
+    <w:p>
+      <w:pPr>
+        <w:pStyle w:val="Cmsor2"/>
+      </w:pPr>
+      <w:bookmarkStart w:id="8" w:name="_Toc241569519"/>
+      <w:r>
+        <w:t>Szoftverfejlesztés</w:t>
+      </w:r>
+      <w:bookmarkEnd w:id="8"/>
+    </w:p>
+    <w:p>
+      <w:pPr>
+        <w:pStyle w:val="NormlWeb"/>
+        <w:ind w:left="357"/>
+      </w:pPr>
       <w:r>
         <w:rPr>
           <w:rFonts w:hAnsi="Symbol"/>
@@ -2275,486 +2698,131 @@
         <w:rPr>
           <w:b/>
           <w:bCs/>
-          <w:sz w:val="28"/>
-          <w:szCs w:val="28"/>
         </w:rPr>
-        <w:t>Jogosult</w:t>
+        <w:t>Jogosultság alapú beléptetés:</w:t>
+      </w:r>
+      <w:r>
+        <w:t xml:space="preserve"> A vendég</w:t>
+      </w:r>
+      <w:r>
+        <w:t xml:space="preserve"> egy RFID kártyát kap a hotelbe való bejelentkezéskor</w:t>
+      </w:r>
+      <w:r>
+        <w:t xml:space="preserve">. Ezzel tud belépni a számára kifizetett részlegekbe. </w:t>
+      </w:r>
+    </w:p>
+    <w:p>
+      <w:pPr>
+        <w:pStyle w:val="NormlWeb"/>
+        <w:ind w:left="357"/>
+      </w:pPr>
+      <w:r>
+        <w:rPr>
+          <w:rFonts w:hAnsi="Symbol"/>
+        </w:rPr>
+        <w:t></w:t>
+      </w:r>
+      <w:r>
+        <w:t xml:space="preserve">  </w:t>
       </w:r>
       <w:r>
         <w:rPr>
           <w:b/>
           <w:bCs/>
-          <w:sz w:val="28"/>
-          <w:szCs w:val="28"/>
         </w:rPr>
-        <w:t>s</w:t>
+        <w:t>Kétirányú időmérés (Belépés / Kilépés):</w:t>
+      </w:r>
+      <w:r>
+        <w:t xml:space="preserve"> A rendszer nem</w:t>
+      </w:r>
+      <w:r>
+        <w:t xml:space="preserve"> </w:t>
+      </w:r>
+      <w:r>
+        <w:t xml:space="preserve">csak azt nézi, hogy valaki bemehet-e, hanem azt is rögzíti, amikor belép illetve  kijön. Így a hotel percre pontosan tudja, ki hol tartózkodik, és éppen hányan vannak egy adott részlegben. </w:t>
+      </w:r>
+    </w:p>
+    <w:p>
+      <w:pPr>
+        <w:pStyle w:val="NormlWeb"/>
+        <w:ind w:left="357"/>
+      </w:pPr>
+      <w:r>
+        <w:rPr>
+          <w:rFonts w:hAnsi="Symbol"/>
+        </w:rPr>
+        <w:t></w:t>
+      </w:r>
+      <w:r>
+        <w:t xml:space="preserve">  </w:t>
       </w:r>
       <w:r>
         <w:rPr>
           <w:b/>
           <w:bCs/>
-          <w:sz w:val="28"/>
-          <w:szCs w:val="28"/>
         </w:rPr>
-        <w:t>ág</w:t>
-      </w:r>
-      <w:proofErr w:type="gramEnd"/>
+        <w:t>Biztonságos és egyértelmű szabályzat:</w:t>
+      </w:r>
+      <w:r>
+        <w:t xml:space="preserve"> A tartózkodás során a vendég bármikor vásárolhat újabb extrákat a recepción, de a már kifizetett és rögzített szolgáltatásokat lemondani nem tudja. Ez megakadályozza a trükközést és a visszaéléseket. </w:t>
+      </w:r>
+    </w:p>
+    <w:p>
+      <w:pPr>
+        <w:ind w:left="357"/>
+      </w:pPr>
+      <w:r>
+        <w:rPr>
+          <w:rFonts w:hAnsi="Symbol"/>
+          <w:sz w:val="24"/>
+          <w:szCs w:val="24"/>
+        </w:rPr>
+        <w:t></w:t>
+      </w:r>
+      <w:r>
+        <w:rPr>
+          <w:sz w:val="24"/>
+          <w:szCs w:val="24"/>
+        </w:rPr>
+        <w:t xml:space="preserve">  </w:t>
+      </w:r>
       <w:r>
         <w:rPr>
           <w:b/>
           <w:bCs/>
-          <w:sz w:val="28"/>
-          <w:szCs w:val="28"/>
+          <w:sz w:val="24"/>
+          <w:szCs w:val="24"/>
         </w:rPr>
-        <w:t xml:space="preserve"> alapú beléptetés:</w:t>
+        <w:t>Vezetői döntéstámogatás és statisztika:</w:t>
       </w:r>
       <w:r>
         <w:rPr>
-          <w:sz w:val="28"/>
-          <w:szCs w:val="28"/>
+          <w:sz w:val="24"/>
+          <w:szCs w:val="24"/>
         </w:rPr>
-        <w:t xml:space="preserve"> A vendég nem kap fizikai kulcsot vagy plasztikkártyát minden helyiséghez, hanem egy egyedi QR-kódot </w:t>
-      </w:r>
-      <w:r>
-        <w:rPr>
-          <w:sz w:val="28"/>
-          <w:szCs w:val="28"/>
-        </w:rPr>
-        <w:t xml:space="preserve">kap </w:t>
-      </w:r>
-      <w:r>
-        <w:rPr>
-          <w:sz w:val="28"/>
-          <w:szCs w:val="28"/>
-        </w:rPr>
-        <w:t xml:space="preserve">kinyomtatva. Ezzel tud belépni a számára kifizetett részlegekbe. </w:t>
-      </w:r>
-    </w:p>
-    <w:p>
-      <w:pPr>
-        <w:pStyle w:val="NormlWeb"/>
+        <w:t xml:space="preserve"> A gyűjtött adatokból a vezetőség pontos adatokat lát arról, hogy melyik szolgáltatás mennyire népszerű, mikor van a legnagyobb csúcsidő, és mibe érdemes a jövőben pénzt fektetni.</w:t>
+      </w:r>
+    </w:p>
+    <w:p>
+      <w:pPr>
         <w:ind w:left="357"/>
-        <w:rPr>
-          <w:sz w:val="28"/>
-          <w:szCs w:val="28"/>
-        </w:rPr>
-      </w:pPr>
-      <w:proofErr w:type="gramStart"/>
-      <w:r>
-        <w:rPr>
-          <w:rFonts w:hAnsi="Symbol"/>
-          <w:sz w:val="28"/>
-          <w:szCs w:val="28"/>
-        </w:rPr>
-        <w:t></w:t>
-      </w:r>
-      <w:r>
-        <w:rPr>
-          <w:sz w:val="28"/>
-          <w:szCs w:val="28"/>
-        </w:rPr>
-        <w:t xml:space="preserve">  </w:t>
-      </w:r>
-      <w:r>
-        <w:rPr>
-          <w:b/>
-          <w:bCs/>
-          <w:sz w:val="28"/>
-          <w:szCs w:val="28"/>
-        </w:rPr>
-        <w:t>Kétirányú</w:t>
-      </w:r>
-      <w:proofErr w:type="gramEnd"/>
-      <w:r>
-        <w:rPr>
-          <w:b/>
-          <w:bCs/>
-          <w:sz w:val="28"/>
-          <w:szCs w:val="28"/>
-        </w:rPr>
-        <w:t xml:space="preserve"> időmérés (Belépés / Kilépés):</w:t>
-      </w:r>
-      <w:r>
-        <w:rPr>
-          <w:sz w:val="28"/>
-          <w:szCs w:val="28"/>
-        </w:rPr>
-        <w:t xml:space="preserve"> A rendszer nemcsak azt nézi, hogy valaki bemehet-e, hanem azt is rögzíti, amikor</w:t>
-      </w:r>
-      <w:r>
-        <w:rPr>
-          <w:sz w:val="28"/>
-          <w:szCs w:val="28"/>
-        </w:rPr>
-        <w:t xml:space="preserve"> belép illetve </w:t>
-      </w:r>
-      <w:r>
-        <w:rPr>
-          <w:sz w:val="28"/>
-          <w:szCs w:val="28"/>
-        </w:rPr>
-        <w:t xml:space="preserve"> kijön. Így a hotel percre pontosan tudja, ki hol tartózkodik, és éppen hányan vannak egy adott részlegben. </w:t>
-      </w:r>
-    </w:p>
-    <w:p>
-      <w:pPr>
-        <w:pStyle w:val="NormlWeb"/>
+      </w:pPr>
+    </w:p>
+    <w:p>
+      <w:pPr>
         <w:ind w:left="357"/>
-        <w:rPr>
-          <w:sz w:val="28"/>
-          <w:szCs w:val="28"/>
-        </w:rPr>
-      </w:pPr>
-      <w:proofErr w:type="gramStart"/>
-      <w:r>
-        <w:rPr>
-          <w:rFonts w:hAnsi="Symbol"/>
-          <w:sz w:val="28"/>
-          <w:szCs w:val="28"/>
-        </w:rPr>
-        <w:t></w:t>
-      </w:r>
-      <w:r>
-        <w:rPr>
-          <w:sz w:val="28"/>
-          <w:szCs w:val="28"/>
-        </w:rPr>
-        <w:t xml:space="preserve">  </w:t>
-      </w:r>
-      <w:r>
-        <w:rPr>
-          <w:b/>
-          <w:bCs/>
-          <w:sz w:val="28"/>
-          <w:szCs w:val="28"/>
-        </w:rPr>
-        <w:t>Biztonságos</w:t>
-      </w:r>
-      <w:proofErr w:type="gramEnd"/>
-      <w:r>
-        <w:rPr>
-          <w:b/>
-          <w:bCs/>
-          <w:sz w:val="28"/>
-          <w:szCs w:val="28"/>
-        </w:rPr>
-        <w:t xml:space="preserve"> és egyértelmű szabályzat:</w:t>
-      </w:r>
-      <w:r>
-        <w:rPr>
-          <w:sz w:val="28"/>
-          <w:szCs w:val="28"/>
-        </w:rPr>
-        <w:t xml:space="preserve"> A tartózkodás során a vendég bármikor vásárolhat újabb extrákat a recepción, de a már kifizetett és rögzített szolgáltatásokat lemondani nem tudja. Ez megakadályozza a </w:t>
-      </w:r>
-      <w:proofErr w:type="spellStart"/>
-      <w:r>
-        <w:rPr>
-          <w:sz w:val="28"/>
-          <w:szCs w:val="28"/>
-        </w:rPr>
-        <w:t>trükközést</w:t>
-      </w:r>
-      <w:proofErr w:type="spellEnd"/>
-      <w:r>
-        <w:rPr>
-          <w:sz w:val="28"/>
-          <w:szCs w:val="28"/>
-        </w:rPr>
-        <w:t xml:space="preserve"> és a visszaéléseket. </w:t>
-      </w:r>
-    </w:p>
-    <w:p>
-      <w:pPr>
-        <w:pStyle w:val="NormlWeb"/>
+      </w:pPr>
+    </w:p>
+    <w:p>
+      <w:pPr>
         <w:ind w:left="357"/>
-        <w:rPr>
-          <w:sz w:val="28"/>
-          <w:szCs w:val="28"/>
-        </w:rPr>
-      </w:pPr>
-      <w:proofErr w:type="gramStart"/>
-      <w:r>
-        <w:rPr>
-          <w:rFonts w:hAnsi="Symbol"/>
-          <w:sz w:val="28"/>
-          <w:szCs w:val="28"/>
-        </w:rPr>
-        <w:t></w:t>
-      </w:r>
-      <w:r>
-        <w:rPr>
-          <w:sz w:val="28"/>
-          <w:szCs w:val="28"/>
-        </w:rPr>
-        <w:t xml:space="preserve">  </w:t>
-      </w:r>
-      <w:r>
-        <w:rPr>
-          <w:b/>
-          <w:bCs/>
-          <w:sz w:val="28"/>
-          <w:szCs w:val="28"/>
-        </w:rPr>
-        <w:t>Vezetői</w:t>
-      </w:r>
-      <w:proofErr w:type="gramEnd"/>
-      <w:r>
-        <w:rPr>
-          <w:b/>
-          <w:bCs/>
-          <w:sz w:val="28"/>
-          <w:szCs w:val="28"/>
-        </w:rPr>
-        <w:t xml:space="preserve"> döntéstámogatás és statisztika:</w:t>
-      </w:r>
-      <w:r>
-        <w:rPr>
-          <w:sz w:val="28"/>
-          <w:szCs w:val="28"/>
-        </w:rPr>
-        <w:t xml:space="preserve"> A gyűjtött adatokból a vezetőség pontos </w:t>
-      </w:r>
-      <w:r>
-        <w:rPr>
-          <w:sz w:val="28"/>
-          <w:szCs w:val="28"/>
-        </w:rPr>
-        <w:t>adatokat</w:t>
-      </w:r>
-      <w:r>
-        <w:rPr>
-          <w:sz w:val="28"/>
-          <w:szCs w:val="28"/>
-        </w:rPr>
-        <w:t xml:space="preserve"> lát arról, hogy melyik szolgáltatás mennyire népszerű, mikor van a legnagyobb csúcsidő, és mibe érdemes a jövőben pénzt fektetni. </w:t>
-      </w:r>
-    </w:p>
-    <w:p>
-      <w:pPr>
-        <w:ind w:left="357"/>
-      </w:pPr>
-      <w:r>
-        <w:t>A logó AI használatával készült!</w:t>
-      </w:r>
-    </w:p>
-    <w:p>
-      <w:pPr>
-        <w:pStyle w:val="Cmsor1"/>
-      </w:pPr>
-      <w:bookmarkStart w:id="4" w:name="_Toc241221407"/>
-      <w:r>
-        <w:lastRenderedPageBreak/>
-        <w:t>Elvárások a feladattal kapcsolatban</w:t>
-      </w:r>
-      <w:bookmarkEnd w:id="4"/>
+      </w:pPr>
     </w:p>
     <w:p>
       <w:pPr>
         <w:pStyle w:val="Cmsor2"/>
       </w:pPr>
-      <w:bookmarkStart w:id="5" w:name="_Toc241221408"/>
-      <w:r>
-        <w:t>Operációs rendszer és környezet</w:t>
-      </w:r>
-      <w:bookmarkEnd w:id="5"/>
-    </w:p>
-    <w:p>
-      <w:pPr>
-        <w:pStyle w:val="Listaszerbekezds"/>
-        <w:numPr>
-          <w:ilvl w:val="0"/>
-          <w:numId w:val="6"/>
-        </w:numPr>
-      </w:pPr>
-      <w:r>
-        <w:t>Windows 10, 11</w:t>
-      </w:r>
-    </w:p>
-    <w:p>
-      <w:pPr>
-        <w:pStyle w:val="Cmsor2"/>
-      </w:pPr>
-      <w:bookmarkStart w:id="6" w:name="_Toc241221409"/>
-      <w:r>
-        <w:t>Felhasznált programozási környezetek</w:t>
-      </w:r>
-      <w:bookmarkEnd w:id="6"/>
-    </w:p>
-    <w:p>
-      <w:pPr>
-        <w:pStyle w:val="Listaszerbekezds"/>
-        <w:numPr>
-          <w:ilvl w:val="0"/>
-          <w:numId w:val="6"/>
-        </w:numPr>
-      </w:pPr>
-      <w:r>
-        <w:t>C# (Asztali alkalmazás)</w:t>
-      </w:r>
-    </w:p>
-    <w:p>
-      <w:pPr>
-        <w:pStyle w:val="Listaszerbekezds"/>
-        <w:numPr>
-          <w:ilvl w:val="0"/>
-          <w:numId w:val="6"/>
-        </w:numPr>
-      </w:pPr>
-      <w:r>
-        <w:t xml:space="preserve"> MySQL</w:t>
-      </w:r>
-      <w:r>
-        <w:t xml:space="preserve"> (Adatbázis)</w:t>
-      </w:r>
-    </w:p>
-    <w:p>
-      <w:pPr>
-        <w:pStyle w:val="Listaszerbekezds"/>
-        <w:numPr>
-          <w:ilvl w:val="0"/>
-          <w:numId w:val="6"/>
-        </w:numPr>
-      </w:pPr>
-      <w:r>
-        <w:t xml:space="preserve"> Laravel</w:t>
-      </w:r>
-      <w:r>
-        <w:t xml:space="preserve"> – php, java script</w:t>
-      </w:r>
-    </w:p>
-    <w:p>
-      <w:pPr>
-        <w:pStyle w:val="Listaszerbekezds"/>
-        <w:numPr>
-          <w:ilvl w:val="0"/>
-          <w:numId w:val="6"/>
-        </w:numPr>
-      </w:pPr>
-      <w:r>
-        <w:t xml:space="preserve"> VueJS</w:t>
-      </w:r>
-      <w:r>
-        <w:t xml:space="preserve"> – php, java script </w:t>
-      </w:r>
-    </w:p>
-    <w:p>
-      <w:pPr>
-        <w:pStyle w:val="Listaszerbekezds"/>
-        <w:numPr>
-          <w:ilvl w:val="0"/>
-          <w:numId w:val="6"/>
-        </w:numPr>
-      </w:pPr>
-      <w:r>
-        <w:t xml:space="preserve"> html</w:t>
-      </w:r>
-    </w:p>
-    <w:p>
-      <w:pPr>
-        <w:pStyle w:val="Cmsor2"/>
-      </w:pPr>
-      <w:bookmarkStart w:id="7" w:name="_Toc241221410"/>
-      <w:r>
-        <w:t>Megoldás</w:t>
-      </w:r>
-      <w:r>
-        <w:t xml:space="preserve"> formátuma</w:t>
-      </w:r>
-      <w:bookmarkEnd w:id="7"/>
-    </w:p>
-    <w:p>
-      <w:pPr>
-        <w:pStyle w:val="Listaszerbekezds"/>
-        <w:numPr>
-          <w:ilvl w:val="0"/>
-          <w:numId w:val="6"/>
-        </w:numPr>
-      </w:pPr>
-      <w:r>
-        <w:t>C# forrásállomány</w:t>
-      </w:r>
-    </w:p>
-    <w:p>
-      <w:pPr>
-        <w:pStyle w:val="Listaszerbekezds"/>
-        <w:numPr>
-          <w:ilvl w:val="0"/>
-          <w:numId w:val="6"/>
-        </w:numPr>
-      </w:pPr>
-      <w:r>
-        <w:t>html forrásállomány</w:t>
-      </w:r>
-    </w:p>
-    <w:p>
-      <w:pPr>
-        <w:pStyle w:val="Listaszerbekezds"/>
-        <w:numPr>
-          <w:ilvl w:val="0"/>
-          <w:numId w:val="6"/>
-        </w:numPr>
-      </w:pPr>
-      <w:r>
-        <w:t>Forráskód dokumentáció</w:t>
-      </w:r>
-    </w:p>
-    <w:p>
-      <w:pPr>
-        <w:pStyle w:val="Listaszerbekezds"/>
-        <w:numPr>
-          <w:ilvl w:val="0"/>
-          <w:numId w:val="6"/>
-        </w:numPr>
-      </w:pPr>
-      <w:r>
-        <w:t>Technikai dolumentáció (pdf)</w:t>
-      </w:r>
-    </w:p>
-    <w:p>
-      <w:pPr>
-        <w:pStyle w:val="Listaszerbekezds"/>
-        <w:numPr>
-          <w:ilvl w:val="0"/>
-          <w:numId w:val="6"/>
-        </w:numPr>
-      </w:pPr>
-      <w:r>
-        <w:t>Felhasználói dokumentáció</w:t>
-      </w:r>
-    </w:p>
-    <w:p>
-      <w:pPr>
-        <w:pStyle w:val="Cmsor2"/>
-      </w:pPr>
-      <w:bookmarkStart w:id="8" w:name="_Toc241221411"/>
-      <w:r>
-        <w:t>Szoftverfejlesztés</w:t>
-      </w:r>
-      <w:bookmarkEnd w:id="8"/>
-    </w:p>
-    <w:p>
-      <w:pPr>
-        <w:ind w:left="357"/>
-      </w:pPr>
-      <w:r>
-        <w:t xml:space="preserve">A feladat egy olyan alkalmazás készítése, amely figyeli és eltárolja, hogy melyik vendég melyik részleget mikor és mettől meddig vette igénybe. A program statisztikát készít arról, hogy a vendégek melyik szolgáltatást milyen szinten </w:t>
-      </w:r>
-      <w:r>
-        <w:t>használták</w:t>
-      </w:r>
-      <w:r>
-        <w:t xml:space="preserve">, így </w:t>
-      </w:r>
-      <w:r>
-        <w:t>a vezetőség könnyebben tud dönteni azok fejlesztéséről.</w:t>
-      </w:r>
-    </w:p>
-    <w:p>
-      <w:pPr>
-        <w:pStyle w:val="Cmsor2"/>
-      </w:pPr>
-      <w:bookmarkStart w:id="9" w:name="_Toc241221412"/>
+      <w:bookmarkStart w:id="9" w:name="_Toc241569520"/>
       <w:r>
         <w:t>Modulok</w:t>
       </w:r>
@@ -2869,7 +2937,7 @@
       <w:pPr>
         <w:pStyle w:val="Cmsor1"/>
       </w:pPr>
-      <w:bookmarkStart w:id="10" w:name="_Toc241221413"/>
+      <w:bookmarkStart w:id="10" w:name="_Toc241569521"/>
       <w:r>
         <w:lastRenderedPageBreak/>
         <w:t>Szoftver specifikáció</w:t>
@@ -2880,7 +2948,7 @@
       <w:pPr>
         <w:pStyle w:val="Cmsor2"/>
       </w:pPr>
-      <w:bookmarkStart w:id="11" w:name="_Toc241221414"/>
+      <w:bookmarkStart w:id="11" w:name="_Toc241569522"/>
       <w:r>
         <w:t>Rendszerkövetelmények</w:t>
       </w:r>
@@ -2955,10 +3023,25 @@
         </w:numPr>
       </w:pPr>
       <w:r>
-        <w:t>Tárhely</w:t>
-      </w:r>
-      <w:r>
-        <w:t>: minimum 20GB</w:t>
+        <w:t>Speciális</w:t>
+      </w:r>
+      <w:r>
+        <w:t xml:space="preserve"> program</w:t>
+      </w:r>
+      <w:r>
+        <w:t>ok</w:t>
+      </w:r>
+      <w:r>
+        <w:t>: Oracle VM VirtualBox</w:t>
+      </w:r>
+      <w:r>
+        <w:t>, .NET 8.0 D</w:t>
+      </w:r>
+      <w:r>
+        <w:t>e</w:t>
+      </w:r>
+      <w:r>
+        <w:t>sktop Runtime</w:t>
       </w:r>
     </w:p>
     <w:p>
@@ -2970,13 +3053,10 @@
         </w:numPr>
       </w:pPr>
       <w:r>
-        <w:t>Külön program</w:t>
-      </w:r>
-      <w:r>
-        <w:t>: Oracle VM VirtualBox</w:t>
-      </w:r>
-      <w:r>
-        <w:t>, .NET 8.0 Dsktop Runtime</w:t>
+        <w:t>Hálózattal kapcsolatos speciális beállítá</w:t>
+      </w:r>
+      <w:r>
+        <w:t>s: Bridged Adapter</w:t>
       </w:r>
     </w:p>
     <w:p>
@@ -2988,10 +3068,7 @@
         </w:numPr>
       </w:pPr>
       <w:r>
-        <w:t>Hálózattal kapcsolatos speciális beállítá</w:t>
-      </w:r>
-      <w:r>
-        <w:t>s: Bridged Adapter</w:t>
+        <w:t xml:space="preserve">Domain: Lokális </w:t>
       </w:r>
     </w:p>
     <w:p>
@@ -3003,18 +3080,6 @@
         </w:numPr>
       </w:pPr>
       <w:r>
-        <w:t xml:space="preserve">Domain: Lokális </w:t>
-      </w:r>
-    </w:p>
-    <w:p>
-      <w:pPr>
-        <w:pStyle w:val="Listaszerbekezds"/>
-        <w:numPr>
-          <w:ilvl w:val="0"/>
-          <w:numId w:val="18"/>
-        </w:numPr>
-      </w:pPr>
-      <w:r>
         <w:t>Helyi futtatás</w:t>
       </w:r>
     </w:p>
@@ -3022,7 +3087,7 @@
       <w:pPr>
         <w:pStyle w:val="Cmsor2"/>
       </w:pPr>
-      <w:bookmarkStart w:id="12" w:name="_Toc241221415"/>
+      <w:bookmarkStart w:id="12" w:name="_Toc241569523"/>
       <w:r>
         <w:t>Megjelenés</w:t>
       </w:r>
@@ -3095,7 +3160,7 @@
       <w:pPr>
         <w:pStyle w:val="Cmsor2"/>
       </w:pPr>
-      <w:bookmarkStart w:id="13" w:name="_Toc241221416"/>
+      <w:bookmarkStart w:id="13" w:name="_Toc241569524"/>
       <w:r>
         <w:t>Funkciók</w:t>
       </w:r>
@@ -3110,7 +3175,19 @@
         </w:numPr>
       </w:pPr>
       <w:r>
-        <w:t>A vendég a weboldalon tud regisztrálni, a szükséges adatok az e-mail cím, jelszó, teljes név. Itt tudja lefoglalni a szobát/szobákat.</w:t>
+        <w:t>A vendég a</w:t>
+      </w:r>
+      <w:r>
+        <w:t xml:space="preserve"> hotel</w:t>
+      </w:r>
+      <w:r>
+        <w:t xml:space="preserve"> weboldal</w:t>
+      </w:r>
+      <w:r>
+        <w:t>á</w:t>
+      </w:r>
+      <w:r>
+        <w:t>n tud regisztrálni, a szükséges adatok az e-mail cím, jelszó, teljes név. Itt tudja lefoglalni a szobát/szobákat.</w:t>
       </w:r>
     </w:p>
     <w:p>
@@ -3122,7 +3199,40 @@
         </w:numPr>
       </w:pPr>
       <w:r>
-        <w:t>A recepción az admin felületen kell felvinni a rendszerbe a vendég lakcímét, életkorát, telefonszámát. Itt tudja kiválasztani a szolgáltatásokat és kifizetni azokat, valamint itt kapja meg a QR kódot</w:t>
+        <w:t>A recepción az admin felületen</w:t>
+      </w:r>
+      <w:r>
+        <w:t xml:space="preserve"> (asztali alkalmazás)</w:t>
+      </w:r>
+      <w:r>
+        <w:t xml:space="preserve"> kell felvinni a rendszerbe a vendég lakcímét, életkorát, telefonszámát. Itt tudja kiválasztani a szolgáltatásoka</w:t>
+      </w:r>
+      <w:r>
+        <w:t>t</w:t>
+      </w:r>
+      <w:r>
+        <w:t>, valamint itt kapja meg</w:t>
+      </w:r>
+      <w:r>
+        <w:t xml:space="preserve"> </w:t>
+      </w:r>
+      <w:r>
+        <w:t>a</w:t>
+      </w:r>
+      <w:r>
+        <w:t>z</w:t>
+      </w:r>
+      <w:r>
+        <w:t xml:space="preserve"> </w:t>
+      </w:r>
+      <w:r>
+        <w:t>RFID</w:t>
+      </w:r>
+      <w:r>
+        <w:t xml:space="preserve"> </w:t>
+      </w:r>
+      <w:r>
+        <w:t>kártyát</w:t>
       </w:r>
       <w:r>
         <w:t xml:space="preserve">, amellyel </w:t>
@@ -3143,17 +3253,145 @@
         </w:numPr>
       </w:pPr>
       <w:r>
-        <w:t>Minden részleg bejáratánál van egy felhasználói felület, ami információt ad az adott szolgáltatásról, és ellenőrzi a vendég jogosultságát.</w:t>
-      </w:r>
-      <w:r>
-        <w:t xml:space="preserve"> A QR kódot belépéskor és kilépéskor is be kell olvasni.</w:t>
+        <w:t>A</w:t>
+      </w:r>
+      <w:r>
+        <w:t>z</w:t>
+      </w:r>
+      <w:r>
+        <w:t xml:space="preserve"> </w:t>
+      </w:r>
+      <w:r>
+        <w:t>RFID</w:t>
+      </w:r>
+      <w:r>
+        <w:t xml:space="preserve"> </w:t>
+      </w:r>
+      <w:r>
+        <w:t>kártya</w:t>
+      </w:r>
+      <w:r>
+        <w:t xml:space="preserve"> alapvetően egy „Napijegy”-ké</w:t>
+      </w:r>
+      <w:r>
+        <w:t>n</w:t>
+      </w:r>
+      <w:r>
+        <w:t>t</w:t>
+      </w:r>
+      <w:r>
+        <w:t xml:space="preserve"> funkcionál, azonban ez megváloztatható 2 vagy több órás belépőre. Amennyiben a vendég ezt választja, az időkorlát atlépése után, a beléptető program automatikusan plusz díjat ír a vendég számlájára.</w:t>
+      </w:r>
+    </w:p>
+    <w:p>
+      <w:pPr>
+        <w:pStyle w:val="Listaszerbekezds"/>
+        <w:numPr>
+          <w:ilvl w:val="0"/>
+          <w:numId w:val="13"/>
+        </w:numPr>
+      </w:pPr>
+      <w:r>
+        <w:t>Minden részleg bejáratánál van egy felhasználói felület</w:t>
+      </w:r>
+      <w:r>
+        <w:t xml:space="preserve"> (asztali alkalmazás)</w:t>
+      </w:r>
+      <w:r>
+        <w:t>, ami információt ad az adott szolgáltatásról, és ellenőrzi a vendég jogosultságát.</w:t>
+      </w:r>
+      <w:r>
+        <w:t xml:space="preserve"> A</w:t>
+      </w:r>
+      <w:r>
+        <w:t>z</w:t>
+      </w:r>
+      <w:r>
+        <w:t xml:space="preserve"> </w:t>
+      </w:r>
+      <w:r>
+        <w:t>RFID</w:t>
+      </w:r>
+      <w:r>
+        <w:t xml:space="preserve"> </w:t>
+      </w:r>
+      <w:r>
+        <w:t>kártyát</w:t>
+      </w:r>
+      <w:r>
+        <w:t xml:space="preserve"> belépéskor és kilépéskor is be kell olvasni.</w:t>
+      </w:r>
+    </w:p>
+    <w:p>
+      <w:pPr>
+        <w:pStyle w:val="Listaszerbekezds"/>
+        <w:numPr>
+          <w:ilvl w:val="0"/>
+          <w:numId w:val="13"/>
+        </w:numPr>
+      </w:pPr>
+      <w:r>
+        <w:lastRenderedPageBreak/>
+        <w:t xml:space="preserve">A részlegeknél </w:t>
+      </w:r>
+      <w:r>
+        <w:t>lévő</w:t>
+      </w:r>
+      <w:r>
+        <w:t xml:space="preserve"> felület, a</w:t>
+      </w:r>
+      <w:r>
+        <w:t>z</w:t>
+      </w:r>
+      <w:r>
+        <w:t xml:space="preserve"> </w:t>
+      </w:r>
+      <w:r>
+        <w:t>RFID</w:t>
+      </w:r>
+      <w:r>
+        <w:t xml:space="preserve"> </w:t>
+      </w:r>
+      <w:r>
+        <w:t>kártya</w:t>
+      </w:r>
+      <w:r>
+        <w:t xml:space="preserve"> beolvasása után egy Zöld(beléphet), vagy Piros (nincs jogogusultsága) jelzést, vagy amennyiben az adott részleg elérte a maximáis létszámát megt</w:t>
+      </w:r>
+      <w:r>
+        <w:t>a</w:t>
+      </w:r>
+      <w:r>
+        <w:t>gadja a belépést, és egy „A részleg megtelt.” üzenetet ad a vendégnek.</w:t>
+      </w:r>
+    </w:p>
+    <w:p>
+      <w:pPr>
+        <w:pStyle w:val="Listaszerbekezds"/>
+        <w:numPr>
+          <w:ilvl w:val="0"/>
+          <w:numId w:val="0"/>
+        </w:numPr>
+        <w:ind w:left="1800"/>
+      </w:pPr>
+    </w:p>
+    <w:p>
+      <w:pPr>
+        <w:pStyle w:val="Listaszerbekezds"/>
+        <w:numPr>
+          <w:ilvl w:val="0"/>
+          <w:numId w:val="13"/>
+        </w:numPr>
+      </w:pPr>
+      <w:r>
+        <w:t>Az admin le tudja kérni a részlegek statisztikáit, amit pdf-ben kap meg.</w:t>
       </w:r>
     </w:p>
     <w:p>
       <w:pPr>
         <w:pStyle w:val="Cmsor1"/>
       </w:pPr>
-      <w:bookmarkStart w:id="14" w:name="_Toc241221417"/>
+      <w:bookmarkStart w:id="14" w:name="_Toc241569525"/>
       <w:r>
         <w:lastRenderedPageBreak/>
         <w:t>Dokumentáció</w:t>
@@ -3173,7 +3411,7 @@
       <w:pPr>
         <w:pStyle w:val="Cmsor2"/>
       </w:pPr>
-      <w:bookmarkStart w:id="15" w:name="_Toc241221418"/>
+      <w:bookmarkStart w:id="15" w:name="_Toc241569526"/>
       <w:r>
         <w:t>Technikai dokumentáció</w:t>
       </w:r>
@@ -3208,7 +3446,7 @@
       <w:pPr>
         <w:pStyle w:val="Cmsor2"/>
       </w:pPr>
-      <w:bookmarkStart w:id="16" w:name="_Toc241221419"/>
+      <w:bookmarkStart w:id="16" w:name="_Toc241569527"/>
       <w:r>
         <w:t>Forráskód dokumentáció</w:t>
       </w:r>
@@ -3226,7 +3464,7 @@
       <w:pPr>
         <w:pStyle w:val="Cmsor2"/>
       </w:pPr>
-      <w:bookmarkStart w:id="17" w:name="_Toc241221420"/>
+      <w:bookmarkStart w:id="17" w:name="_Toc241569528"/>
       <w:r>
         <w:t>Felhasználói dokumentáció</w:t>
       </w:r>
@@ -3250,7 +3488,7 @@
       <w:pPr>
         <w:pStyle w:val="Cmsor1"/>
       </w:pPr>
-      <w:bookmarkStart w:id="18" w:name="_Toc241221421"/>
+      <w:bookmarkStart w:id="18" w:name="_Toc241569529"/>
       <w:r>
         <w:lastRenderedPageBreak/>
         <w:t>A projekt értékelése</w:t>
@@ -3261,7 +3499,7 @@
       <w:pPr>
         <w:pStyle w:val="Cmsor2"/>
       </w:pPr>
-      <w:bookmarkStart w:id="19" w:name="_Toc241221422"/>
+      <w:bookmarkStart w:id="19" w:name="_Toc241569530"/>
       <w:r>
         <w:t xml:space="preserve">A </w:t>
       </w:r>
@@ -3339,7 +3577,7 @@
       <w:pPr>
         <w:pStyle w:val="Cmsor2"/>
       </w:pPr>
-      <w:bookmarkStart w:id="20" w:name="_Toc241221423"/>
+      <w:bookmarkStart w:id="20" w:name="_Toc241569531"/>
       <w:r>
         <w:t xml:space="preserve">A </w:t>
       </w:r>
@@ -3395,7 +3633,19 @@
         </w:numPr>
       </w:pPr>
       <w:r>
-        <w:t>Fejlesztői domukentáció színvonala</w:t>
+        <w:t>Fejlesztői do</w:t>
+      </w:r>
+      <w:r>
+        <w:t>k</w:t>
+      </w:r>
+      <w:r>
+        <w:t>u</w:t>
+      </w:r>
+      <w:r>
+        <w:t>m</w:t>
+      </w:r>
+      <w:r>
+        <w:t>entáció színvonala</w:t>
       </w:r>
     </w:p>
     <w:p>
@@ -3409,6 +3659,18 @@
       <w:r>
         <w:t>Dokumentált tesztelés</w:t>
       </w:r>
+      <w:r>
+        <w:t xml:space="preserve"> (</w:t>
+      </w:r>
+      <w:r>
+        <w:t>egységtesztek, manuális tesztelés</w:t>
+      </w:r>
+      <w:r>
+        <w:t>, …</w:t>
+      </w:r>
+      <w:r>
+        <w:t>)</w:t>
+      </w:r>
     </w:p>
     <w:p>
       <w:pPr>
@@ -3428,7 +3690,7 @@
         <w:pStyle w:val="Cmsor1"/>
         <w:pageBreakBefore w:val="0"/>
       </w:pPr>
-      <w:bookmarkStart w:id="21" w:name="_Toc241221424"/>
+      <w:bookmarkStart w:id="21" w:name="_Toc241569532"/>
       <w:r>
         <w:t>Projekt adatlap</w:t>
       </w:r>
@@ -3439,13 +3701,8 @@
         <w:ind w:left="357"/>
       </w:pPr>
       <w:r>
-        <w:t xml:space="preserve">Projekt neve: </w:t>
-      </w:r>
-      <w:proofErr w:type="spellStart"/>
-      <w:r>
-        <w:t>ZoneControl</w:t>
-      </w:r>
-      <w:proofErr w:type="spellEnd"/>
+        <w:t>Projekt neve: ZoneControl</w:t>
+      </w:r>
     </w:p>
     <w:p>
       <w:pPr>
@@ -3466,40 +3723,17 @@
         <w:t>ek</w:t>
       </w:r>
       <w:r>
-        <w:t xml:space="preserve">: C#, </w:t>
-      </w:r>
-      <w:proofErr w:type="spellStart"/>
-      <w:r>
-        <w:t>MySQL</w:t>
-      </w:r>
-      <w:proofErr w:type="spellEnd"/>
-      <w:r>
-        <w:t>,</w:t>
+        <w:t>: C#, MySQL,</w:t>
       </w:r>
       <w:r>
         <w:t xml:space="preserve"> </w:t>
       </w:r>
-      <w:proofErr w:type="spellStart"/>
-      <w:r>
-        <w:t>Laravel</w:t>
-      </w:r>
-      <w:proofErr w:type="spellEnd"/>
-      <w:r>
-        <w:t xml:space="preserve">, </w:t>
-      </w:r>
-      <w:proofErr w:type="spellStart"/>
-      <w:r>
-        <w:t>VueJS</w:t>
-      </w:r>
-      <w:proofErr w:type="spellEnd"/>
-      <w:r>
-        <w:t xml:space="preserve">, </w:t>
-      </w:r>
-      <w:proofErr w:type="spellStart"/>
-      <w:r>
-        <w:t>html</w:t>
-      </w:r>
-      <w:proofErr w:type="spellEnd"/>
+      <w:r>
+        <w:t>Laravel, VueJS</w:t>
+      </w:r>
+      <w:r>
+        <w:t>, html</w:t>
+      </w:r>
     </w:p>
     <w:p>
       <w:pPr>
@@ -3518,6 +3752,7 @@
     <w:sectPr>
       <w:headerReference w:type="default" r:id="rId9"/>
       <w:footerReference w:type="default" r:id="rId10"/>
+      <w:footerReference w:type="first" r:id="rId11"/>
       <w:pgSz w:w="11906" w:h="16838"/>
       <w:pgMar w:top="1736" w:right="1274" w:bottom="1134" w:left="1276" w:header="709" w:footer="709" w:gutter="0"/>
       <w:cols w:space="708"/>
@@ -3529,7 +3764,7 @@
 </file>
 
 <file path=word/endnotes.xml><?xml version="1.0" encoding="utf-8"?>
-<w:endnotes xmlns:wpc="http://schemas.microsoft.com/office/word/2010/wordprocessingCanvas" xmlns:cx="http://schemas.microsoft.com/office/drawing/2014/chartex" xmlns:cx1="http://schemas.microsoft.com/office/drawing/2015/9/8/chartex" xmlns:cx2="http://schemas.microsoft.com/office/drawing/2015/10/21/chartex" xmlns:cx3="http://schemas.microsoft.com/office/drawing/2016/5/9/chartex" xmlns:cx4="http://schemas.microsoft.com/office/drawing/2016/5/10/chartex" xmlns:cx5="http://schemas.microsoft.com/office/drawing/2016/5/11/chartex" xmlns:cx6="http://schemas.microsoft.com/office/drawing/2016/5/12/chartex" xmlns:cx7="http://schemas.microsoft.com/office/drawing/2016/5/13/chartex" xmlns:cx8="http://schemas.microsoft.com/office/drawing/2016/5/14/chartex" xmlns:mc="http://schemas.openxmlformats.org/markup-compatibility/2006" xmlns:aink="http://schemas.microsoft.com/office/drawing/2016/ink" xmlns:am3d="http://schemas.microsoft.com/office/drawing/2017/model3d" xmlns:o="urn:schemas-microsoft-com:office:office" xmlns:r="http://schemas.openxmlformats.org/officeDocument/2006/relationships" xmlns:m="http://schemas.openxmlformats.org/officeDocument/2006/math" xmlns:v="urn:schemas-microsoft-com:vml" xmlns:wp14="http://schemas.microsoft.com/office/word/2010/wordprocessingDrawing" xmlns:wp="http://schemas.openxmlformats.org/drawingml/2006/wordprocessingDrawing" xmlns:w10="urn:schemas-microsoft-com:office:word" xmlns:w="http://schemas.openxmlformats.org/wordprocessingml/2006/main" xmlns:w14="http://schemas.microsoft.com/office/word/2010/wordml" xmlns:w15="http://schemas.microsoft.com/office/word/2012/wordml" xmlns:w16cid="http://schemas.microsoft.com/office/word/2016/wordml/cid" xmlns:w16se="http://schemas.microsoft.com/office/word/2015/wordml/symex" xmlns:wpg="http://schemas.microsoft.com/office/word/2010/wordprocessingGroup" xmlns:wpi="http://schemas.microsoft.com/office/word/2010/wordprocessingInk" xmlns:wne="http://schemas.microsoft.com/office/word/2006/wordml" xmlns:wps="http://schemas.microsoft.com/office/word/2010/wordprocessingShape" mc:Ignorable="w14 w15 w16se w16cid wp14">
+<w:endnotes xmlns:wpc="http://schemas.microsoft.com/office/word/2010/wordprocessingCanvas" xmlns:cx="http://schemas.microsoft.com/office/drawing/2014/chartex" xmlns:cx1="http://schemas.microsoft.com/office/drawing/2015/9/8/chartex" xmlns:cx2="http://schemas.microsoft.com/office/drawing/2015/10/21/chartex" xmlns:cx3="http://schemas.microsoft.com/office/drawing/2016/5/9/chartex" xmlns:cx4="http://schemas.microsoft.com/office/drawing/2016/5/10/chartex" xmlns:cx5="http://schemas.microsoft.com/office/drawing/2016/5/11/chartex" xmlns:cx6="http://schemas.microsoft.com/office/drawing/2016/5/12/chartex" xmlns:cx7="http://schemas.microsoft.com/office/drawing/2016/5/13/chartex" xmlns:cx8="http://schemas.microsoft.com/office/drawing/2016/5/14/chartex" xmlns:mc="http://schemas.openxmlformats.org/markup-compatibility/2006" xmlns:aink="http://schemas.microsoft.com/office/drawing/2016/ink" xmlns:am3d="http://schemas.microsoft.com/office/drawing/2017/model3d" xmlns:o="urn:schemas-microsoft-com:office:office" xmlns:r="http://schemas.openxmlformats.org/officeDocument/2006/relationships" xmlns:m="http://schemas.openxmlformats.org/officeDocument/2006/math" xmlns:v="urn:schemas-microsoft-com:vml" xmlns:wp14="http://schemas.microsoft.com/office/word/2010/wordprocessingDrawing" xmlns:wp="http://schemas.openxmlformats.org/drawingml/2006/wordprocessingDrawing" xmlns:w10="urn:schemas-microsoft-com:office:word" xmlns:w="http://schemas.openxmlformats.org/wordprocessingml/2006/main" xmlns:w14="http://schemas.microsoft.com/office/word/2010/wordml" xmlns:w15="http://schemas.microsoft.com/office/word/2012/wordml" xmlns:w16cex="http://schemas.microsoft.com/office/word/2018/wordml/cex" xmlns:w16cid="http://schemas.microsoft.com/office/word/2016/wordml/cid" xmlns:w16="http://schemas.microsoft.com/office/word/2018/wordml" xmlns:w16sdtdh="http://schemas.microsoft.com/office/word/2020/wordml/sdtdatahash" xmlns:w16se="http://schemas.microsoft.com/office/word/2015/wordml/symex" xmlns:wpg="http://schemas.microsoft.com/office/word/2010/wordprocessingGroup" xmlns:wpi="http://schemas.microsoft.com/office/word/2010/wordprocessingInk" xmlns:wne="http://schemas.microsoft.com/office/word/2006/wordml" xmlns:wps="http://schemas.microsoft.com/office/word/2010/wordprocessingShape" mc:Ignorable="w14 w15 w16se w16cid w16 w16cex w16sdtdh wp14">
   <w:endnote w:type="separator" w:id="-1">
     <w:p>
       <w:pPr>
@@ -3554,7 +3789,7 @@
 </file>
 
 <file path=word/footer1.xml><?xml version="1.0" encoding="utf-8"?>
-<w:ftr xmlns:wpc="http://schemas.microsoft.com/office/word/2010/wordprocessingCanvas" xmlns:cx="http://schemas.microsoft.com/office/drawing/2014/chartex" xmlns:cx1="http://schemas.microsoft.com/office/drawing/2015/9/8/chartex" xmlns:cx2="http://schemas.microsoft.com/office/drawing/2015/10/21/chartex" xmlns:cx3="http://schemas.microsoft.com/office/drawing/2016/5/9/chartex" xmlns:cx4="http://schemas.microsoft.com/office/drawing/2016/5/10/chartex" xmlns:cx5="http://schemas.microsoft.com/office/drawing/2016/5/11/chartex" xmlns:cx6="http://schemas.microsoft.com/office/drawing/2016/5/12/chartex" xmlns:cx7="http://schemas.microsoft.com/office/drawing/2016/5/13/chartex" xmlns:cx8="http://schemas.microsoft.com/office/drawing/2016/5/14/chartex" xmlns:mc="http://schemas.openxmlformats.org/markup-compatibility/2006" xmlns:aink="http://schemas.microsoft.com/office/drawing/2016/ink" xmlns:am3d="http://schemas.microsoft.com/office/drawing/2017/model3d" xmlns:o="urn:schemas-microsoft-com:office:office" xmlns:r="http://schemas.openxmlformats.org/officeDocument/2006/relationships" xmlns:m="http://schemas.openxmlformats.org/officeDocument/2006/math" xmlns:v="urn:schemas-microsoft-com:vml" xmlns:wp14="http://schemas.microsoft.com/office/word/2010/wordprocessingDrawing" xmlns:wp="http://schemas.openxmlformats.org/drawingml/2006/wordprocessingDrawing" xmlns:w10="urn:schemas-microsoft-com:office:word" xmlns:w="http://schemas.openxmlformats.org/wordprocessingml/2006/main" xmlns:w14="http://schemas.microsoft.com/office/word/2010/wordml" xmlns:w15="http://schemas.microsoft.com/office/word/2012/wordml" xmlns:w16cid="http://schemas.microsoft.com/office/word/2016/wordml/cid" xmlns:w16se="http://schemas.microsoft.com/office/word/2015/wordml/symex" xmlns:wpg="http://schemas.microsoft.com/office/word/2010/wordprocessingGroup" xmlns:wpi="http://schemas.microsoft.com/office/word/2010/wordprocessingInk" xmlns:wne="http://schemas.microsoft.com/office/word/2006/wordml" xmlns:wps="http://schemas.microsoft.com/office/word/2010/wordprocessingShape" mc:Ignorable="w14 w15 w16se w16cid wp14">
+<w:ftr xmlns:wpc="http://schemas.microsoft.com/office/word/2010/wordprocessingCanvas" xmlns:cx="http://schemas.microsoft.com/office/drawing/2014/chartex" xmlns:cx1="http://schemas.microsoft.com/office/drawing/2015/9/8/chartex" xmlns:cx2="http://schemas.microsoft.com/office/drawing/2015/10/21/chartex" xmlns:cx3="http://schemas.microsoft.com/office/drawing/2016/5/9/chartex" xmlns:cx4="http://schemas.microsoft.com/office/drawing/2016/5/10/chartex" xmlns:cx5="http://schemas.microsoft.com/office/drawing/2016/5/11/chartex" xmlns:cx6="http://schemas.microsoft.com/office/drawing/2016/5/12/chartex" xmlns:cx7="http://schemas.microsoft.com/office/drawing/2016/5/13/chartex" xmlns:cx8="http://schemas.microsoft.com/office/drawing/2016/5/14/chartex" xmlns:mc="http://schemas.openxmlformats.org/markup-compatibility/2006" xmlns:aink="http://schemas.microsoft.com/office/drawing/2016/ink" xmlns:am3d="http://schemas.microsoft.com/office/drawing/2017/model3d" xmlns:o="urn:schemas-microsoft-com:office:office" xmlns:r="http://schemas.openxmlformats.org/officeDocument/2006/relationships" xmlns:m="http://schemas.openxmlformats.org/officeDocument/2006/math" xmlns:v="urn:schemas-microsoft-com:vml" xmlns:wp14="http://schemas.microsoft.com/office/word/2010/wordprocessingDrawing" xmlns:wp="http://schemas.openxmlformats.org/drawingml/2006/wordprocessingDrawing" xmlns:w10="urn:schemas-microsoft-com:office:word" xmlns:w="http://schemas.openxmlformats.org/wordprocessingml/2006/main" xmlns:w14="http://schemas.microsoft.com/office/word/2010/wordml" xmlns:w15="http://schemas.microsoft.com/office/word/2012/wordml" xmlns:w16cex="http://schemas.microsoft.com/office/word/2018/wordml/cex" xmlns:w16cid="http://schemas.microsoft.com/office/word/2016/wordml/cid" xmlns:w16="http://schemas.microsoft.com/office/word/2018/wordml" xmlns:w16sdtdh="http://schemas.microsoft.com/office/word/2020/wordml/sdtdatahash" xmlns:w16se="http://schemas.microsoft.com/office/word/2015/wordml/symex" xmlns:wpg="http://schemas.microsoft.com/office/word/2010/wordprocessingGroup" xmlns:wpi="http://schemas.microsoft.com/office/word/2010/wordprocessingInk" xmlns:wne="http://schemas.microsoft.com/office/word/2006/wordml" xmlns:wps="http://schemas.microsoft.com/office/word/2010/wordprocessingShape" mc:Ignorable="w14 w15 w16se w16cid w16 w16cex w16sdtdh wp14">
   <w:sdt>
     <w:sdtPr>
       <w:id w:val="-1863659306"/>
@@ -3629,8 +3864,35 @@
 </w:ftr>
 </file>
 
+<file path=word/footer2.xml><?xml version="1.0" encoding="utf-8"?>
+<w:ftr xmlns:wpc="http://schemas.microsoft.com/office/word/2010/wordprocessingCanvas" xmlns:cx="http://schemas.microsoft.com/office/drawing/2014/chartex" xmlns:cx1="http://schemas.microsoft.com/office/drawing/2015/9/8/chartex" xmlns:cx2="http://schemas.microsoft.com/office/drawing/2015/10/21/chartex" xmlns:cx3="http://schemas.microsoft.com/office/drawing/2016/5/9/chartex" xmlns:cx4="http://schemas.microsoft.com/office/drawing/2016/5/10/chartex" xmlns:cx5="http://schemas.microsoft.com/office/drawing/2016/5/11/chartex" xmlns:cx6="http://schemas.microsoft.com/office/drawing/2016/5/12/chartex" xmlns:cx7="http://schemas.microsoft.com/office/drawing/2016/5/13/chartex" xmlns:cx8="http://schemas.microsoft.com/office/drawing/2016/5/14/chartex" xmlns:mc="http://schemas.openxmlformats.org/markup-compatibility/2006" xmlns:aink="http://schemas.microsoft.com/office/drawing/2016/ink" xmlns:am3d="http://schemas.microsoft.com/office/drawing/2017/model3d" xmlns:o="urn:schemas-microsoft-com:office:office" xmlns:r="http://schemas.openxmlformats.org/officeDocument/2006/relationships" xmlns:m="http://schemas.openxmlformats.org/officeDocument/2006/math" xmlns:v="urn:schemas-microsoft-com:vml" xmlns:wp14="http://schemas.microsoft.com/office/word/2010/wordprocessingDrawing" xmlns:wp="http://schemas.openxmlformats.org/drawingml/2006/wordprocessingDrawing" xmlns:w10="urn:schemas-microsoft-com:office:word" xmlns:w="http://schemas.openxmlformats.org/wordprocessingml/2006/main" xmlns:w14="http://schemas.microsoft.com/office/word/2010/wordml" xmlns:w15="http://schemas.microsoft.com/office/word/2012/wordml" xmlns:w16cex="http://schemas.microsoft.com/office/word/2018/wordml/cex" xmlns:w16cid="http://schemas.microsoft.com/office/word/2016/wordml/cid" xmlns:w16="http://schemas.microsoft.com/office/word/2018/wordml" xmlns:w16sdtdh="http://schemas.microsoft.com/office/word/2020/wordml/sdtdatahash" xmlns:w16se="http://schemas.microsoft.com/office/word/2015/wordml/symex" xmlns:wpg="http://schemas.microsoft.com/office/word/2010/wordprocessingGroup" xmlns:wpi="http://schemas.microsoft.com/office/word/2010/wordprocessingInk" xmlns:wne="http://schemas.microsoft.com/office/word/2006/wordml" xmlns:wps="http://schemas.microsoft.com/office/word/2010/wordprocessingShape" mc:Ignorable="w14 w15 w16se w16cid w16 w16cex w16sdtdh wp14">
+  <w:p>
+    <w:pPr>
+      <w:jc w:val="center"/>
+      <w:rPr>
+        <w:sz w:val="20"/>
+        <w:szCs w:val="20"/>
+      </w:rPr>
+    </w:pPr>
+    <w:r>
+      <w:rPr>
+        <w:sz w:val="20"/>
+        <w:szCs w:val="20"/>
+      </w:rPr>
+      <w:t>A logó AI használatával készült!</w:t>
+    </w:r>
+  </w:p>
+  <w:p>
+    <w:pPr>
+      <w:pStyle w:val="llb"/>
+      <w:jc w:val="center"/>
+    </w:pPr>
+  </w:p>
+</w:ftr>
+</file>
+
 <file path=word/footnotes.xml><?xml version="1.0" encoding="utf-8"?>
-<w:footnotes xmlns:wpc="http://schemas.microsoft.com/office/word/2010/wordprocessingCanvas" xmlns:cx="http://schemas.microsoft.com/office/drawing/2014/chartex" xmlns:cx1="http://schemas.microsoft.com/office/drawing/2015/9/8/chartex" xmlns:cx2="http://schemas.microsoft.com/office/drawing/2015/10/21/chartex" xmlns:cx3="http://schemas.microsoft.com/office/drawing/2016/5/9/chartex" xmlns:cx4="http://schemas.microsoft.com/office/drawing/2016/5/10/chartex" xmlns:cx5="http://schemas.microsoft.com/office/drawing/2016/5/11/chartex" xmlns:cx6="http://schemas.microsoft.com/office/drawing/2016/5/12/chartex" xmlns:cx7="http://schemas.microsoft.com/office/drawing/2016/5/13/chartex" xmlns:cx8="http://schemas.microsoft.com/office/drawing/2016/5/14/chartex" xmlns:mc="http://schemas.openxmlformats.org/markup-compatibility/2006" xmlns:aink="http://schemas.microsoft.com/office/drawing/2016/ink" xmlns:am3d="http://schemas.microsoft.com/office/drawing/2017/model3d" xmlns:o="urn:schemas-microsoft-com:office:office" xmlns:r="http://schemas.openxmlformats.org/officeDocument/2006/relationships" xmlns:m="http://schemas.openxmlformats.org/officeDocument/2006/math" xmlns:v="urn:schemas-microsoft-com:vml" xmlns:wp14="http://schemas.microsoft.com/office/word/2010/wordprocessingDrawing" xmlns:wp="http://schemas.openxmlformats.org/drawingml/2006/wordprocessingDrawing" xmlns:w10="urn:schemas-microsoft-com:office:word" xmlns:w="http://schemas.openxmlformats.org/wordprocessingml/2006/main" xmlns:w14="http://schemas.microsoft.com/office/word/2010/wordml" xmlns:w15="http://schemas.microsoft.com/office/word/2012/wordml" xmlns:w16cid="http://schemas.microsoft.com/office/word/2016/wordml/cid" xmlns:w16se="http://schemas.microsoft.com/office/word/2015/wordml/symex" xmlns:wpg="http://schemas.microsoft.com/office/word/2010/wordprocessingGroup" xmlns:wpi="http://schemas.microsoft.com/office/word/2010/wordprocessingInk" xmlns:wne="http://schemas.microsoft.com/office/word/2006/wordml" xmlns:wps="http://schemas.microsoft.com/office/word/2010/wordprocessingShape" mc:Ignorable="w14 w15 w16se w16cid wp14">
+<w:footnotes xmlns:wpc="http://schemas.microsoft.com/office/word/2010/wordprocessingCanvas" xmlns:cx="http://schemas.microsoft.com/office/drawing/2014/chartex" xmlns:cx1="http://schemas.microsoft.com/office/drawing/2015/9/8/chartex" xmlns:cx2="http://schemas.microsoft.com/office/drawing/2015/10/21/chartex" xmlns:cx3="http://schemas.microsoft.com/office/drawing/2016/5/9/chartex" xmlns:cx4="http://schemas.microsoft.com/office/drawing/2016/5/10/chartex" xmlns:cx5="http://schemas.microsoft.com/office/drawing/2016/5/11/chartex" xmlns:cx6="http://schemas.microsoft.com/office/drawing/2016/5/12/chartex" xmlns:cx7="http://schemas.microsoft.com/office/drawing/2016/5/13/chartex" xmlns:cx8="http://schemas.microsoft.com/office/drawing/2016/5/14/chartex" xmlns:mc="http://schemas.openxmlformats.org/markup-compatibility/2006" xmlns:aink="http://schemas.microsoft.com/office/drawing/2016/ink" xmlns:am3d="http://schemas.microsoft.com/office/drawing/2017/model3d" xmlns:o="urn:schemas-microsoft-com:office:office" xmlns:r="http://schemas.openxmlformats.org/officeDocument/2006/relationships" xmlns:m="http://schemas.openxmlformats.org/officeDocument/2006/math" xmlns:v="urn:schemas-microsoft-com:vml" xmlns:wp14="http://schemas.microsoft.com/office/word/2010/wordprocessingDrawing" xmlns:wp="http://schemas.openxmlformats.org/drawingml/2006/wordprocessingDrawing" xmlns:w10="urn:schemas-microsoft-com:office:word" xmlns:w="http://schemas.openxmlformats.org/wordprocessingml/2006/main" xmlns:w14="http://schemas.microsoft.com/office/word/2010/wordml" xmlns:w15="http://schemas.microsoft.com/office/word/2012/wordml" xmlns:w16cex="http://schemas.microsoft.com/office/word/2018/wordml/cex" xmlns:w16cid="http://schemas.microsoft.com/office/word/2016/wordml/cid" xmlns:w16="http://schemas.microsoft.com/office/word/2018/wordml" xmlns:w16sdtdh="http://schemas.microsoft.com/office/word/2020/wordml/sdtdatahash" xmlns:w16se="http://schemas.microsoft.com/office/word/2015/wordml/symex" xmlns:wpg="http://schemas.microsoft.com/office/word/2010/wordprocessingGroup" xmlns:wpi="http://schemas.microsoft.com/office/word/2010/wordprocessingInk" xmlns:wne="http://schemas.microsoft.com/office/word/2006/wordml" xmlns:wps="http://schemas.microsoft.com/office/word/2010/wordprocessingShape" mc:Ignorable="w14 w15 w16se w16cid w16 w16cex w16sdtdh wp14">
   <w:footnote w:type="separator" w:id="-1">
     <w:p>
       <w:pPr>
@@ -3655,7 +3917,7 @@
 </file>
 
 <file path=word/header1.xml><?xml version="1.0" encoding="utf-8"?>
-<w:hdr xmlns:wpc="http://schemas.microsoft.com/office/word/2010/wordprocessingCanvas" xmlns:cx="http://schemas.microsoft.com/office/drawing/2014/chartex" xmlns:cx1="http://schemas.microsoft.com/office/drawing/2015/9/8/chartex" xmlns:cx2="http://schemas.microsoft.com/office/drawing/2015/10/21/chartex" xmlns:cx3="http://schemas.microsoft.com/office/drawing/2016/5/9/chartex" xmlns:cx4="http://schemas.microsoft.com/office/drawing/2016/5/10/chartex" xmlns:cx5="http://schemas.microsoft.com/office/drawing/2016/5/11/chartex" xmlns:cx6="http://schemas.microsoft.com/office/drawing/2016/5/12/chartex" xmlns:cx7="http://schemas.microsoft.com/office/drawing/2016/5/13/chartex" xmlns:cx8="http://schemas.microsoft.com/office/drawing/2016/5/14/chartex" xmlns:mc="http://schemas.openxmlformats.org/markup-compatibility/2006" xmlns:aink="http://schemas.microsoft.com/office/drawing/2016/ink" xmlns:am3d="http://schemas.microsoft.com/office/drawing/2017/model3d" xmlns:o="urn:schemas-microsoft-com:office:office" xmlns:r="http://schemas.openxmlformats.org/officeDocument/2006/relationships" xmlns:m="http://schemas.openxmlformats.org/officeDocument/2006/math" xmlns:v="urn:schemas-microsoft-com:vml" xmlns:wp14="http://schemas.microsoft.com/office/word/2010/wordprocessingDrawing" xmlns:wp="http://schemas.openxmlformats.org/drawingml/2006/wordprocessingDrawing" xmlns:w10="urn:schemas-microsoft-com:office:word" xmlns:w="http://schemas.openxmlformats.org/wordprocessingml/2006/main" xmlns:w14="http://schemas.microsoft.com/office/word/2010/wordml" xmlns:w15="http://schemas.microsoft.com/office/word/2012/wordml" xmlns:w16cid="http://schemas.microsoft.com/office/word/2016/wordml/cid" xmlns:w16se="http://schemas.microsoft.com/office/word/2015/wordml/symex" xmlns:wpg="http://schemas.microsoft.com/office/word/2010/wordprocessingGroup" xmlns:wpi="http://schemas.microsoft.com/office/word/2010/wordprocessingInk" xmlns:wne="http://schemas.microsoft.com/office/word/2006/wordml" xmlns:wps="http://schemas.microsoft.com/office/word/2010/wordprocessingShape" mc:Ignorable="w14 w15 w16se w16cid wp14">
+<w:hdr xmlns:wpc="http://schemas.microsoft.com/office/word/2010/wordprocessingCanvas" xmlns:cx="http://schemas.microsoft.com/office/drawing/2014/chartex" xmlns:cx1="http://schemas.microsoft.com/office/drawing/2015/9/8/chartex" xmlns:cx2="http://schemas.microsoft.com/office/drawing/2015/10/21/chartex" xmlns:cx3="http://schemas.microsoft.com/office/drawing/2016/5/9/chartex" xmlns:cx4="http://schemas.microsoft.com/office/drawing/2016/5/10/chartex" xmlns:cx5="http://schemas.microsoft.com/office/drawing/2016/5/11/chartex" xmlns:cx6="http://schemas.microsoft.com/office/drawing/2016/5/12/chartex" xmlns:cx7="http://schemas.microsoft.com/office/drawing/2016/5/13/chartex" xmlns:cx8="http://schemas.microsoft.com/office/drawing/2016/5/14/chartex" xmlns:mc="http://schemas.openxmlformats.org/markup-compatibility/2006" xmlns:aink="http://schemas.microsoft.com/office/drawing/2016/ink" xmlns:am3d="http://schemas.microsoft.com/office/drawing/2017/model3d" xmlns:o="urn:schemas-microsoft-com:office:office" xmlns:r="http://schemas.openxmlformats.org/officeDocument/2006/relationships" xmlns:m="http://schemas.openxmlformats.org/officeDocument/2006/math" xmlns:v="urn:schemas-microsoft-com:vml" xmlns:wp14="http://schemas.microsoft.com/office/word/2010/wordprocessingDrawing" xmlns:wp="http://schemas.openxmlformats.org/drawingml/2006/wordprocessingDrawing" xmlns:w10="urn:schemas-microsoft-com:office:word" xmlns:w="http://schemas.openxmlformats.org/wordprocessingml/2006/main" xmlns:w14="http://schemas.microsoft.com/office/word/2010/wordml" xmlns:w15="http://schemas.microsoft.com/office/word/2012/wordml" xmlns:w16cex="http://schemas.microsoft.com/office/word/2018/wordml/cex" xmlns:w16cid="http://schemas.microsoft.com/office/word/2016/wordml/cid" xmlns:w16="http://schemas.microsoft.com/office/word/2018/wordml" xmlns:w16sdtdh="http://schemas.microsoft.com/office/word/2020/wordml/sdtdatahash" xmlns:w16se="http://schemas.microsoft.com/office/word/2015/wordml/symex" xmlns:wpg="http://schemas.microsoft.com/office/word/2010/wordprocessingGroup" xmlns:wpi="http://schemas.microsoft.com/office/word/2010/wordprocessingInk" xmlns:wne="http://schemas.microsoft.com/office/word/2006/wordml" xmlns:wps="http://schemas.microsoft.com/office/word/2010/wordprocessingShape" mc:Ignorable="w14 w15 w16se w16cid w16 w16cex w16sdtdh wp14">
   <w:p>
     <w:pPr>
       <w:pStyle w:val="lfej"/>
@@ -3723,7 +3985,7 @@
 </file>
 
 <file path=word/numbering.xml><?xml version="1.0" encoding="utf-8"?>
-<w:numbering xmlns:wpc="http://schemas.microsoft.com/office/word/2010/wordprocessingCanvas" xmlns:cx="http://schemas.microsoft.com/office/drawing/2014/chartex" xmlns:cx1="http://schemas.microsoft.com/office/drawing/2015/9/8/chartex" xmlns:cx2="http://schemas.microsoft.com/office/drawing/2015/10/21/chartex" xmlns:cx3="http://schemas.microsoft.com/office/drawing/2016/5/9/chartex" xmlns:cx4="http://schemas.microsoft.com/office/drawing/2016/5/10/chartex" xmlns:cx5="http://schemas.microsoft.com/office/drawing/2016/5/11/chartex" xmlns:cx6="http://schemas.microsoft.com/office/drawing/2016/5/12/chartex" xmlns:cx7="http://schemas.microsoft.com/office/drawing/2016/5/13/chartex" xmlns:cx8="http://schemas.microsoft.com/office/drawing/2016/5/14/chartex" xmlns:mc="http://schemas.openxmlformats.org/markup-compatibility/2006" xmlns:aink="http://schemas.microsoft.com/office/drawing/2016/ink" xmlns:am3d="http://schemas.microsoft.com/office/drawing/2017/model3d" xmlns:o="urn:schemas-microsoft-com:office:office" xmlns:r="http://schemas.openxmlformats.org/officeDocument/2006/relationships" xmlns:m="http://schemas.openxmlformats.org/officeDocument/2006/math" xmlns:v="urn:schemas-microsoft-com:vml" xmlns:wp14="http://schemas.microsoft.com/office/word/2010/wordprocessingDrawing" xmlns:wp="http://schemas.openxmlformats.org/drawingml/2006/wordprocessingDrawing" xmlns:w10="urn:schemas-microsoft-com:office:word" xmlns:w="http://schemas.openxmlformats.org/wordprocessingml/2006/main" xmlns:w14="http://schemas.microsoft.com/office/word/2010/wordml" xmlns:w15="http://schemas.microsoft.com/office/word/2012/wordml" xmlns:w16cid="http://schemas.microsoft.com/office/word/2016/wordml/cid" xmlns:w16se="http://schemas.microsoft.com/office/word/2015/wordml/symex" xmlns:wpg="http://schemas.microsoft.com/office/word/2010/wordprocessingGroup" xmlns:wpi="http://schemas.microsoft.com/office/word/2010/wordprocessingInk" xmlns:wne="http://schemas.microsoft.com/office/word/2006/wordml" xmlns:wps="http://schemas.microsoft.com/office/word/2010/wordprocessingShape" mc:Ignorable="w14 w15 w16se w16cid wp14">
+<w:numbering xmlns:wpc="http://schemas.microsoft.com/office/word/2010/wordprocessingCanvas" xmlns:cx="http://schemas.microsoft.com/office/drawing/2014/chartex" xmlns:cx1="http://schemas.microsoft.com/office/drawing/2015/9/8/chartex" xmlns:cx2="http://schemas.microsoft.com/office/drawing/2015/10/21/chartex" xmlns:cx3="http://schemas.microsoft.com/office/drawing/2016/5/9/chartex" xmlns:cx4="http://schemas.microsoft.com/office/drawing/2016/5/10/chartex" xmlns:cx5="http://schemas.microsoft.com/office/drawing/2016/5/11/chartex" xmlns:cx6="http://schemas.microsoft.com/office/drawing/2016/5/12/chartex" xmlns:cx7="http://schemas.microsoft.com/office/drawing/2016/5/13/chartex" xmlns:cx8="http://schemas.microsoft.com/office/drawing/2016/5/14/chartex" xmlns:mc="http://schemas.openxmlformats.org/markup-compatibility/2006" xmlns:aink="http://schemas.microsoft.com/office/drawing/2016/ink" xmlns:am3d="http://schemas.microsoft.com/office/drawing/2017/model3d" xmlns:o="urn:schemas-microsoft-com:office:office" xmlns:r="http://schemas.openxmlformats.org/officeDocument/2006/relationships" xmlns:m="http://schemas.openxmlformats.org/officeDocument/2006/math" xmlns:v="urn:schemas-microsoft-com:vml" xmlns:wp14="http://schemas.microsoft.com/office/word/2010/wordprocessingDrawing" xmlns:wp="http://schemas.openxmlformats.org/drawingml/2006/wordprocessingDrawing" xmlns:w10="urn:schemas-microsoft-com:office:word" xmlns:w="http://schemas.openxmlformats.org/wordprocessingml/2006/main" xmlns:w14="http://schemas.microsoft.com/office/word/2010/wordml" xmlns:w15="http://schemas.microsoft.com/office/word/2012/wordml" xmlns:w16cex="http://schemas.microsoft.com/office/word/2018/wordml/cex" xmlns:w16cid="http://schemas.microsoft.com/office/word/2016/wordml/cid" xmlns:w16="http://schemas.microsoft.com/office/word/2018/wordml" xmlns:w16sdtdh="http://schemas.microsoft.com/office/word/2020/wordml/sdtdatahash" xmlns:w16se="http://schemas.microsoft.com/office/word/2015/wordml/symex" xmlns:wpg="http://schemas.microsoft.com/office/word/2010/wordprocessingGroup" xmlns:wpi="http://schemas.microsoft.com/office/word/2010/wordprocessingInk" xmlns:wne="http://schemas.microsoft.com/office/word/2006/wordml" xmlns:wps="http://schemas.microsoft.com/office/word/2010/wordprocessingShape" mc:Ignorable="w14 w15 w16se w16cid w16 w16cex w16sdtdh wp14">
   <w:abstractNum w:abstractNumId="0" w15:restartNumberingAfterBreak="0">
     <w:nsid w:val="0EE93BE1"/>
     <w:multiLevelType w:val="hybridMultilevel"/>
@@ -4150,6 +4412,119 @@
     </w:lvl>
   </w:abstractNum>
   <w:abstractNum w:abstractNumId="4" w15:restartNumberingAfterBreak="0">
+    <w:nsid w:val="328024C6"/>
+    <w:multiLevelType w:val="hybridMultilevel"/>
+    <w:tmpl w:val="E0245CC2"/>
+    <w:lvl w:ilvl="0" w:tplc="040E0001">
+      <w:start w:val="1"/>
+      <w:numFmt w:val="bullet"/>
+      <w:lvlText w:val=""/>
+      <w:lvlJc w:val="left"/>
+      <w:pPr>
+        <w:ind w:left="1428" w:hanging="360"/>
+      </w:pPr>
+      <w:rPr>
+        <w:rFonts w:ascii="Symbol" w:hAnsi="Symbol" w:hint="default"/>
+      </w:rPr>
+    </w:lvl>
+    <w:lvl w:ilvl="1" w:tplc="040E0003" w:tentative="1">
+      <w:start w:val="1"/>
+      <w:numFmt w:val="bullet"/>
+      <w:lvlText w:val="o"/>
+      <w:lvlJc w:val="left"/>
+      <w:pPr>
+        <w:ind w:left="2148" w:hanging="360"/>
+      </w:pPr>
+      <w:rPr>
+        <w:rFonts w:ascii="Courier New" w:hAnsi="Courier New" w:cs="Courier New" w:hint="default"/>
+      </w:rPr>
+    </w:lvl>
+    <w:lvl w:ilvl="2" w:tplc="040E0005" w:tentative="1">
+      <w:start w:val="1"/>
+      <w:numFmt w:val="bullet"/>
+      <w:lvlText w:val=""/>
+      <w:lvlJc w:val="left"/>
+      <w:pPr>
+        <w:ind w:left="2868" w:hanging="360"/>
+      </w:pPr>
+      <w:rPr>
+        <w:rFonts w:ascii="Wingdings" w:hAnsi="Wingdings" w:hint="default"/>
+      </w:rPr>
+    </w:lvl>
+    <w:lvl w:ilvl="3" w:tplc="040E0001" w:tentative="1">
+      <w:start w:val="1"/>
+      <w:numFmt w:val="bullet"/>
+      <w:lvlText w:val=""/>
+      <w:lvlJc w:val="left"/>
+      <w:pPr>
+        <w:ind w:left="3588" w:hanging="360"/>
+      </w:pPr>
+      <w:rPr>
+        <w:rFonts w:ascii="Symbol" w:hAnsi="Symbol" w:hint="default"/>
+      </w:rPr>
+    </w:lvl>
+    <w:lvl w:ilvl="4" w:tplc="040E0003" w:tentative="1">
+      <w:start w:val="1"/>
+      <w:numFmt w:val="bullet"/>
+      <w:lvlText w:val="o"/>
+      <w:lvlJc w:val="left"/>
+      <w:pPr>
+        <w:ind w:left="4308" w:hanging="360"/>
+      </w:pPr>
+      <w:rPr>
+        <w:rFonts w:ascii="Courier New" w:hAnsi="Courier New" w:cs="Courier New" w:hint="default"/>
+      </w:rPr>
+    </w:lvl>
+    <w:lvl w:ilvl="5" w:tplc="040E0005" w:tentative="1">
+      <w:start w:val="1"/>
+      <w:numFmt w:val="bullet"/>
+      <w:lvlText w:val=""/>
+      <w:lvlJc w:val="left"/>
+      <w:pPr>
+        <w:ind w:left="5028" w:hanging="360"/>
+      </w:pPr>
+      <w:rPr>
+        <w:rFonts w:ascii="Wingdings" w:hAnsi="Wingdings" w:hint="default"/>
+      </w:rPr>
+    </w:lvl>
+    <w:lvl w:ilvl="6" w:tplc="040E0001" w:tentative="1">
+      <w:start w:val="1"/>
+      <w:numFmt w:val="bullet"/>
+      <w:lvlText w:val=""/>
+      <w:lvlJc w:val="left"/>
+      <w:pPr>
+        <w:ind w:left="5748" w:hanging="360"/>
+      </w:pPr>
+      <w:rPr>
+        <w:rFonts w:ascii="Symbol" w:hAnsi="Symbol" w:hint="default"/>
+      </w:rPr>
+    </w:lvl>
+    <w:lvl w:ilvl="7" w:tplc="040E0003" w:tentative="1">
+      <w:start w:val="1"/>
+      <w:numFmt w:val="bullet"/>
+      <w:lvlText w:val="o"/>
+      <w:lvlJc w:val="left"/>
+      <w:pPr>
+        <w:ind w:left="6468" w:hanging="360"/>
+      </w:pPr>
+      <w:rPr>
+        <w:rFonts w:ascii="Courier New" w:hAnsi="Courier New" w:cs="Courier New" w:hint="default"/>
+      </w:rPr>
+    </w:lvl>
+    <w:lvl w:ilvl="8" w:tplc="040E0005" w:tentative="1">
+      <w:start w:val="1"/>
+      <w:numFmt w:val="bullet"/>
+      <w:lvlText w:val=""/>
+      <w:lvlJc w:val="left"/>
+      <w:pPr>
+        <w:ind w:left="7188" w:hanging="360"/>
+      </w:pPr>
+      <w:rPr>
+        <w:rFonts w:ascii="Wingdings" w:hAnsi="Wingdings" w:hint="default"/>
+      </w:rPr>
+    </w:lvl>
+  </w:abstractNum>
+  <w:abstractNum w:abstractNumId="5" w15:restartNumberingAfterBreak="0">
     <w:nsid w:val="3A5632FE"/>
     <w:multiLevelType w:val="hybridMultilevel"/>
     <w:tmpl w:val="064A8054"/>
@@ -4263,7 +4638,7 @@
       </w:rPr>
     </w:lvl>
   </w:abstractNum>
-  <w:abstractNum w:abstractNumId="5" w15:restartNumberingAfterBreak="0">
+  <w:abstractNum w:abstractNumId="6" w15:restartNumberingAfterBreak="0">
     <w:nsid w:val="3CCE7B4D"/>
     <w:multiLevelType w:val="hybridMultilevel"/>
     <w:tmpl w:val="00AC0E8E"/>
@@ -4376,7 +4751,233 @@
       </w:rPr>
     </w:lvl>
   </w:abstractNum>
-  <w:abstractNum w:abstractNumId="6" w15:restartNumberingAfterBreak="0">
+  <w:abstractNum w:abstractNumId="7" w15:restartNumberingAfterBreak="0">
+    <w:nsid w:val="4EB23E0B"/>
+    <w:multiLevelType w:val="hybridMultilevel"/>
+    <w:tmpl w:val="F77AB238"/>
+    <w:lvl w:ilvl="0" w:tplc="040E0001">
+      <w:start w:val="1"/>
+      <w:numFmt w:val="bullet"/>
+      <w:lvlText w:val=""/>
+      <w:lvlJc w:val="left"/>
+      <w:pPr>
+        <w:ind w:left="1440" w:hanging="360"/>
+      </w:pPr>
+      <w:rPr>
+        <w:rFonts w:ascii="Symbol" w:hAnsi="Symbol" w:hint="default"/>
+      </w:rPr>
+    </w:lvl>
+    <w:lvl w:ilvl="1" w:tplc="040E0003" w:tentative="1">
+      <w:start w:val="1"/>
+      <w:numFmt w:val="bullet"/>
+      <w:lvlText w:val="o"/>
+      <w:lvlJc w:val="left"/>
+      <w:pPr>
+        <w:ind w:left="2160" w:hanging="360"/>
+      </w:pPr>
+      <w:rPr>
+        <w:rFonts w:ascii="Courier New" w:hAnsi="Courier New" w:cs="Courier New" w:hint="default"/>
+      </w:rPr>
+    </w:lvl>
+    <w:lvl w:ilvl="2" w:tplc="040E0005" w:tentative="1">
+      <w:start w:val="1"/>
+      <w:numFmt w:val="bullet"/>
+      <w:lvlText w:val=""/>
+      <w:lvlJc w:val="left"/>
+      <w:pPr>
+        <w:ind w:left="2880" w:hanging="360"/>
+      </w:pPr>
+      <w:rPr>
+        <w:rFonts w:ascii="Wingdings" w:hAnsi="Wingdings" w:hint="default"/>
+      </w:rPr>
+    </w:lvl>
+    <w:lvl w:ilvl="3" w:tplc="040E0001" w:tentative="1">
+      <w:start w:val="1"/>
+      <w:numFmt w:val="bullet"/>
+      <w:lvlText w:val=""/>
+      <w:lvlJc w:val="left"/>
+      <w:pPr>
+        <w:ind w:left="3600" w:hanging="360"/>
+      </w:pPr>
+      <w:rPr>
+        <w:rFonts w:ascii="Symbol" w:hAnsi="Symbol" w:hint="default"/>
+      </w:rPr>
+    </w:lvl>
+    <w:lvl w:ilvl="4" w:tplc="040E0003" w:tentative="1">
+      <w:start w:val="1"/>
+      <w:numFmt w:val="bullet"/>
+      <w:lvlText w:val="o"/>
+      <w:lvlJc w:val="left"/>
+      <w:pPr>
+        <w:ind w:left="4320" w:hanging="360"/>
+      </w:pPr>
+      <w:rPr>
+        <w:rFonts w:ascii="Courier New" w:hAnsi="Courier New" w:cs="Courier New" w:hint="default"/>
+      </w:rPr>
+    </w:lvl>
+    <w:lvl w:ilvl="5" w:tplc="040E0005" w:tentative="1">
+      <w:start w:val="1"/>
+      <w:numFmt w:val="bullet"/>
+      <w:lvlText w:val=""/>
+      <w:lvlJc w:val="left"/>
+      <w:pPr>
+        <w:ind w:left="5040" w:hanging="360"/>
+      </w:pPr>
+      <w:rPr>
+        <w:rFonts w:ascii="Wingdings" w:hAnsi="Wingdings" w:hint="default"/>
+      </w:rPr>
+    </w:lvl>
+    <w:lvl w:ilvl="6" w:tplc="040E0001" w:tentative="1">
+      <w:start w:val="1"/>
+      <w:numFmt w:val="bullet"/>
+      <w:lvlText w:val=""/>
+      <w:lvlJc w:val="left"/>
+      <w:pPr>
+        <w:ind w:left="5760" w:hanging="360"/>
+      </w:pPr>
+      <w:rPr>
+        <w:rFonts w:ascii="Symbol" w:hAnsi="Symbol" w:hint="default"/>
+      </w:rPr>
+    </w:lvl>
+    <w:lvl w:ilvl="7" w:tplc="040E0003" w:tentative="1">
+      <w:start w:val="1"/>
+      <w:numFmt w:val="bullet"/>
+      <w:lvlText w:val="o"/>
+      <w:lvlJc w:val="left"/>
+      <w:pPr>
+        <w:ind w:left="6480" w:hanging="360"/>
+      </w:pPr>
+      <w:rPr>
+        <w:rFonts w:ascii="Courier New" w:hAnsi="Courier New" w:cs="Courier New" w:hint="default"/>
+      </w:rPr>
+    </w:lvl>
+    <w:lvl w:ilvl="8" w:tplc="040E0005" w:tentative="1">
+      <w:start w:val="1"/>
+      <w:numFmt w:val="bullet"/>
+      <w:lvlText w:val=""/>
+      <w:lvlJc w:val="left"/>
+      <w:pPr>
+        <w:ind w:left="7200" w:hanging="360"/>
+      </w:pPr>
+      <w:rPr>
+        <w:rFonts w:ascii="Wingdings" w:hAnsi="Wingdings" w:hint="default"/>
+      </w:rPr>
+    </w:lvl>
+  </w:abstractNum>
+  <w:abstractNum w:abstractNumId="8" w15:restartNumberingAfterBreak="0">
+    <w:nsid w:val="536F1B0E"/>
+    <w:multiLevelType w:val="hybridMultilevel"/>
+    <w:tmpl w:val="1B4A44D8"/>
+    <w:lvl w:ilvl="0" w:tplc="040E0001">
+      <w:start w:val="1"/>
+      <w:numFmt w:val="bullet"/>
+      <w:lvlText w:val=""/>
+      <w:lvlJc w:val="left"/>
+      <w:pPr>
+        <w:ind w:left="1080" w:hanging="360"/>
+      </w:pPr>
+      <w:rPr>
+        <w:rFonts w:ascii="Symbol" w:hAnsi="Symbol" w:hint="default"/>
+      </w:rPr>
+    </w:lvl>
+    <w:lvl w:ilvl="1" w:tplc="040E0003" w:tentative="1">
+      <w:start w:val="1"/>
+      <w:numFmt w:val="bullet"/>
+      <w:lvlText w:val="o"/>
+      <w:lvlJc w:val="left"/>
+      <w:pPr>
+        <w:ind w:left="1800" w:hanging="360"/>
+      </w:pPr>
+      <w:rPr>
+        <w:rFonts w:ascii="Courier New" w:hAnsi="Courier New" w:cs="Courier New" w:hint="default"/>
+      </w:rPr>
+    </w:lvl>
+    <w:lvl w:ilvl="2" w:tplc="040E0005" w:tentative="1">
+      <w:start w:val="1"/>
+      <w:numFmt w:val="bullet"/>
+      <w:lvlText w:val=""/>
+      <w:lvlJc w:val="left"/>
+      <w:pPr>
+        <w:ind w:left="2520" w:hanging="360"/>
+      </w:pPr>
+      <w:rPr>
+        <w:rFonts w:ascii="Wingdings" w:hAnsi="Wingdings" w:hint="default"/>
+      </w:rPr>
+    </w:lvl>
+    <w:lvl w:ilvl="3" w:tplc="040E0001" w:tentative="1">
+      <w:start w:val="1"/>
+      <w:numFmt w:val="bullet"/>
+      <w:lvlText w:val=""/>
+      <w:lvlJc w:val="left"/>
+      <w:pPr>
+        <w:ind w:left="3240" w:hanging="360"/>
+      </w:pPr>
+      <w:rPr>
+        <w:rFonts w:ascii="Symbol" w:hAnsi="Symbol" w:hint="default"/>
+      </w:rPr>
+    </w:lvl>
+    <w:lvl w:ilvl="4" w:tplc="040E0003" w:tentative="1">
+      <w:start w:val="1"/>
+      <w:numFmt w:val="bullet"/>
+      <w:lvlText w:val="o"/>
+      <w:lvlJc w:val="left"/>
+      <w:pPr>
+        <w:ind w:left="3960" w:hanging="360"/>
+      </w:pPr>
+      <w:rPr>
+        <w:rFonts w:ascii="Courier New" w:hAnsi="Courier New" w:cs="Courier New" w:hint="default"/>
+      </w:rPr>
+    </w:lvl>
+    <w:lvl w:ilvl="5" w:tplc="040E0005" w:tentative="1">
+      <w:start w:val="1"/>
+      <w:numFmt w:val="bullet"/>
+      <w:lvlText w:val=""/>
+      <w:lvlJc w:val="left"/>
+      <w:pPr>
+        <w:ind w:left="4680" w:hanging="360"/>
+      </w:pPr>
+      <w:rPr>
+        <w:rFonts w:ascii="Wingdings" w:hAnsi="Wingdings" w:hint="default"/>
+      </w:rPr>
+    </w:lvl>
+    <w:lvl w:ilvl="6" w:tplc="040E0001" w:tentative="1">
+      <w:start w:val="1"/>
+      <w:numFmt w:val="bullet"/>
+      <w:lvlText w:val=""/>
+      <w:lvlJc w:val="left"/>
+      <w:pPr>
+        <w:ind w:left="5400" w:hanging="360"/>
+      </w:pPr>
+      <w:rPr>
+        <w:rFonts w:ascii="Symbol" w:hAnsi="Symbol" w:hint="default"/>
+      </w:rPr>
+    </w:lvl>
+    <w:lvl w:ilvl="7" w:tplc="040E0003" w:tentative="1">
+      <w:start w:val="1"/>
+      <w:numFmt w:val="bullet"/>
+      <w:lvlText w:val="o"/>
+      <w:lvlJc w:val="left"/>
+      <w:pPr>
+        <w:ind w:left="6120" w:hanging="360"/>
+      </w:pPr>
+      <w:rPr>
+        <w:rFonts w:ascii="Courier New" w:hAnsi="Courier New" w:cs="Courier New" w:hint="default"/>
+      </w:rPr>
+    </w:lvl>
+    <w:lvl w:ilvl="8" w:tplc="040E0005" w:tentative="1">
+      <w:start w:val="1"/>
+      <w:numFmt w:val="bullet"/>
+      <w:lvlText w:val=""/>
+      <w:lvlJc w:val="left"/>
+      <w:pPr>
+        <w:ind w:left="6840" w:hanging="360"/>
+      </w:pPr>
+      <w:rPr>
+        <w:rFonts w:ascii="Wingdings" w:hAnsi="Wingdings" w:hint="default"/>
+      </w:rPr>
+    </w:lvl>
+  </w:abstractNum>
+  <w:abstractNum w:abstractNumId="9" w15:restartNumberingAfterBreak="0">
     <w:nsid w:val="54F3340D"/>
     <w:multiLevelType w:val="hybridMultilevel"/>
     <w:tmpl w:val="0A34E89A"/>
@@ -4489,7 +5090,7 @@
       </w:rPr>
     </w:lvl>
   </w:abstractNum>
-  <w:abstractNum w:abstractNumId="7" w15:restartNumberingAfterBreak="0">
+  <w:abstractNum w:abstractNumId="10" w15:restartNumberingAfterBreak="0">
     <w:nsid w:val="572034D3"/>
     <w:multiLevelType w:val="hybridMultilevel"/>
     <w:tmpl w:val="94BA2050"/>
@@ -4602,7 +5203,7 @@
       </w:rPr>
     </w:lvl>
   </w:abstractNum>
-  <w:abstractNum w:abstractNumId="8" w15:restartNumberingAfterBreak="0">
+  <w:abstractNum w:abstractNumId="11" w15:restartNumberingAfterBreak="0">
     <w:nsid w:val="5AF073FE"/>
     <w:multiLevelType w:val="hybridMultilevel"/>
     <w:tmpl w:val="5FE2E2C8"/>
@@ -4715,7 +5316,7 @@
       </w:rPr>
     </w:lvl>
   </w:abstractNum>
-  <w:abstractNum w:abstractNumId="9" w15:restartNumberingAfterBreak="0">
+  <w:abstractNum w:abstractNumId="12" w15:restartNumberingAfterBreak="0">
     <w:nsid w:val="5BCA0B7D"/>
     <w:multiLevelType w:val="hybridMultilevel"/>
     <w:tmpl w:val="E9863B0E"/>
@@ -4828,7 +5429,7 @@
       </w:rPr>
     </w:lvl>
   </w:abstractNum>
-  <w:abstractNum w:abstractNumId="10" w15:restartNumberingAfterBreak="0">
+  <w:abstractNum w:abstractNumId="13" w15:restartNumberingAfterBreak="0">
     <w:nsid w:val="646414C8"/>
     <w:multiLevelType w:val="hybridMultilevel"/>
     <w:tmpl w:val="C1962442"/>
@@ -4941,7 +5542,120 @@
       </w:rPr>
     </w:lvl>
   </w:abstractNum>
-  <w:abstractNum w:abstractNumId="11" w15:restartNumberingAfterBreak="0">
+  <w:abstractNum w:abstractNumId="14" w15:restartNumberingAfterBreak="0">
+    <w:nsid w:val="69257C0E"/>
+    <w:multiLevelType w:val="hybridMultilevel"/>
+    <w:tmpl w:val="FBF0BCBA"/>
+    <w:lvl w:ilvl="0" w:tplc="040E0001">
+      <w:start w:val="1"/>
+      <w:numFmt w:val="bullet"/>
+      <w:lvlText w:val=""/>
+      <w:lvlJc w:val="left"/>
+      <w:pPr>
+        <w:ind w:left="720" w:hanging="360"/>
+      </w:pPr>
+      <w:rPr>
+        <w:rFonts w:ascii="Symbol" w:hAnsi="Symbol" w:hint="default"/>
+      </w:rPr>
+    </w:lvl>
+    <w:lvl w:ilvl="1" w:tplc="040E0003" w:tentative="1">
+      <w:start w:val="1"/>
+      <w:numFmt w:val="bullet"/>
+      <w:lvlText w:val="o"/>
+      <w:lvlJc w:val="left"/>
+      <w:pPr>
+        <w:ind w:left="1440" w:hanging="360"/>
+      </w:pPr>
+      <w:rPr>
+        <w:rFonts w:ascii="Courier New" w:hAnsi="Courier New" w:cs="Courier New" w:hint="default"/>
+      </w:rPr>
+    </w:lvl>
+    <w:lvl w:ilvl="2" w:tplc="040E0005" w:tentative="1">
+      <w:start w:val="1"/>
+      <w:numFmt w:val="bullet"/>
+      <w:lvlText w:val=""/>
+      <w:lvlJc w:val="left"/>
+      <w:pPr>
+        <w:ind w:left="2160" w:hanging="360"/>
+      </w:pPr>
+      <w:rPr>
+        <w:rFonts w:ascii="Wingdings" w:hAnsi="Wingdings" w:hint="default"/>
+      </w:rPr>
+    </w:lvl>
+    <w:lvl w:ilvl="3" w:tplc="040E0001" w:tentative="1">
+      <w:start w:val="1"/>
+      <w:numFmt w:val="bullet"/>
+      <w:lvlText w:val=""/>
+      <w:lvlJc w:val="left"/>
+      <w:pPr>
+        <w:ind w:left="2880" w:hanging="360"/>
+      </w:pPr>
+      <w:rPr>
+        <w:rFonts w:ascii="Symbol" w:hAnsi="Symbol" w:hint="default"/>
+      </w:rPr>
+    </w:lvl>
+    <w:lvl w:ilvl="4" w:tplc="040E0003" w:tentative="1">
+      <w:start w:val="1"/>
+      <w:numFmt w:val="bullet"/>
+      <w:lvlText w:val="o"/>
+      <w:lvlJc w:val="left"/>
+      <w:pPr>
+        <w:ind w:left="3600" w:hanging="360"/>
+      </w:pPr>
+      <w:rPr>
+        <w:rFonts w:ascii="Courier New" w:hAnsi="Courier New" w:cs="Courier New" w:hint="default"/>
+      </w:rPr>
+    </w:lvl>
+    <w:lvl w:ilvl="5" w:tplc="040E0005" w:tentative="1">
+      <w:start w:val="1"/>
+      <w:numFmt w:val="bullet"/>
+      <w:lvlText w:val=""/>
+      <w:lvlJc w:val="left"/>
+      <w:pPr>
+        <w:ind w:left="4320" w:hanging="360"/>
+      </w:pPr>
+      <w:rPr>
+        <w:rFonts w:ascii="Wingdings" w:hAnsi="Wingdings" w:hint="default"/>
+      </w:rPr>
+    </w:lvl>
+    <w:lvl w:ilvl="6" w:tplc="040E0001" w:tentative="1">
+      <w:start w:val="1"/>
+      <w:numFmt w:val="bullet"/>
+      <w:lvlText w:val=""/>
+      <w:lvlJc w:val="left"/>
+      <w:pPr>
+        <w:ind w:left="5040" w:hanging="360"/>
+      </w:pPr>
+      <w:rPr>
+        <w:rFonts w:ascii="Symbol" w:hAnsi="Symbol" w:hint="default"/>
+      </w:rPr>
+    </w:lvl>
+    <w:lvl w:ilvl="7" w:tplc="040E0003" w:tentative="1">
+      <w:start w:val="1"/>
+      <w:numFmt w:val="bullet"/>
+      <w:lvlText w:val="o"/>
+      <w:lvlJc w:val="left"/>
+      <w:pPr>
+        <w:ind w:left="5760" w:hanging="360"/>
+      </w:pPr>
+      <w:rPr>
+        <w:rFonts w:ascii="Courier New" w:hAnsi="Courier New" w:cs="Courier New" w:hint="default"/>
+      </w:rPr>
+    </w:lvl>
+    <w:lvl w:ilvl="8" w:tplc="040E0005" w:tentative="1">
+      <w:start w:val="1"/>
+      <w:numFmt w:val="bullet"/>
+      <w:lvlText w:val=""/>
+      <w:lvlJc w:val="left"/>
+      <w:pPr>
+        <w:ind w:left="6480" w:hanging="360"/>
+      </w:pPr>
+      <w:rPr>
+        <w:rFonts w:ascii="Wingdings" w:hAnsi="Wingdings" w:hint="default"/>
+      </w:rPr>
+    </w:lvl>
+  </w:abstractNum>
+  <w:abstractNum w:abstractNumId="15" w15:restartNumberingAfterBreak="0">
     <w:nsid w:val="6BFF669E"/>
     <w:multiLevelType w:val="hybridMultilevel"/>
     <w:tmpl w:val="407C3BC0"/>
@@ -5054,7 +5768,7 @@
       </w:rPr>
     </w:lvl>
   </w:abstractNum>
-  <w:abstractNum w:abstractNumId="12" w15:restartNumberingAfterBreak="0">
+  <w:abstractNum w:abstractNumId="16" w15:restartNumberingAfterBreak="0">
     <w:nsid w:val="6C5679D2"/>
     <w:multiLevelType w:val="hybridMultilevel"/>
     <w:tmpl w:val="B3508E88"/>
@@ -5167,7 +5881,7 @@
       </w:rPr>
     </w:lvl>
   </w:abstractNum>
-  <w:abstractNum w:abstractNumId="13" w15:restartNumberingAfterBreak="0">
+  <w:abstractNum w:abstractNumId="17" w15:restartNumberingAfterBreak="0">
     <w:nsid w:val="721E3991"/>
     <w:multiLevelType w:val="hybridMultilevel"/>
     <w:tmpl w:val="72FCB9C4"/>
@@ -5280,7 +5994,7 @@
       </w:rPr>
     </w:lvl>
   </w:abstractNum>
-  <w:abstractNum w:abstractNumId="14" w15:restartNumberingAfterBreak="0">
+  <w:abstractNum w:abstractNumId="18" w15:restartNumberingAfterBreak="0">
     <w:nsid w:val="74EC6014"/>
     <w:multiLevelType w:val="hybridMultilevel"/>
     <w:tmpl w:val="373AF6C2"/>
@@ -5393,7 +6107,7 @@
       </w:rPr>
     </w:lvl>
   </w:abstractNum>
-  <w:abstractNum w:abstractNumId="15" w15:restartNumberingAfterBreak="0">
+  <w:abstractNum w:abstractNumId="19" w15:restartNumberingAfterBreak="0">
     <w:nsid w:val="798A72B2"/>
     <w:multiLevelType w:val="hybridMultilevel"/>
     <w:tmpl w:val="E35CEDCE"/>
@@ -5506,7 +6220,7 @@
       </w:rPr>
     </w:lvl>
   </w:abstractNum>
-  <w:abstractNum w:abstractNumId="16" w15:restartNumberingAfterBreak="0">
+  <w:abstractNum w:abstractNumId="20" w15:restartNumberingAfterBreak="0">
     <w:nsid w:val="7AA558AC"/>
     <w:multiLevelType w:val="multilevel"/>
     <w:tmpl w:val="AD9832DA"/>
@@ -5624,16 +6338,16 @@
     </w:lvl>
   </w:abstractNum>
   <w:num w:numId="1">
-    <w:abstractNumId w:val="16"/>
+    <w:abstractNumId w:val="20"/>
   </w:num>
   <w:num w:numId="2">
     <w:abstractNumId w:val="1"/>
   </w:num>
   <w:num w:numId="3">
-    <w:abstractNumId w:val="16"/>
+    <w:abstractNumId w:val="20"/>
   </w:num>
   <w:num w:numId="4">
-    <w:abstractNumId w:val="4"/>
+    <w:abstractNumId w:val="5"/>
   </w:num>
   <w:num w:numId="5">
     <w:abstractNumId w:val="3"/>
@@ -5642,46 +6356,58 @@
     <w:abstractNumId w:val="2"/>
   </w:num>
   <w:num w:numId="7">
+    <w:abstractNumId w:val="17"/>
+  </w:num>
+  <w:num w:numId="8">
+    <w:abstractNumId w:val="16"/>
+  </w:num>
+  <w:num w:numId="9">
+    <w:abstractNumId w:val="9"/>
+  </w:num>
+  <w:num w:numId="10">
+    <w:abstractNumId w:val="12"/>
+  </w:num>
+  <w:num w:numId="11">
+    <w:abstractNumId w:val="18"/>
+  </w:num>
+  <w:num w:numId="12">
+    <w:abstractNumId w:val="6"/>
+  </w:num>
+  <w:num w:numId="13">
+    <w:abstractNumId w:val="15"/>
+  </w:num>
+  <w:num w:numId="14">
+    <w:abstractNumId w:val="10"/>
+  </w:num>
+  <w:num w:numId="15">
+    <w:abstractNumId w:val="19"/>
+  </w:num>
+  <w:num w:numId="16">
     <w:abstractNumId w:val="13"/>
   </w:num>
-  <w:num w:numId="8">
-    <w:abstractNumId w:val="12"/>
-  </w:num>
-  <w:num w:numId="9">
-    <w:abstractNumId w:val="6"/>
-  </w:num>
-  <w:num w:numId="10">
-    <w:abstractNumId w:val="9"/>
-  </w:num>
-  <w:num w:numId="11">
-    <w:abstractNumId w:val="14"/>
-  </w:num>
-  <w:num w:numId="12">
-    <w:abstractNumId w:val="5"/>
-  </w:num>
-  <w:num w:numId="13">
+  <w:num w:numId="17">
     <w:abstractNumId w:val="11"/>
-  </w:num>
-  <w:num w:numId="14">
-    <w:abstractNumId w:val="7"/>
-  </w:num>
-  <w:num w:numId="15">
-    <w:abstractNumId w:val="15"/>
-  </w:num>
-  <w:num w:numId="16">
-    <w:abstractNumId w:val="10"/>
-  </w:num>
-  <w:num w:numId="17">
-    <w:abstractNumId w:val="8"/>
   </w:num>
   <w:num w:numId="18">
     <w:abstractNumId w:val="0"/>
+  </w:num>
+  <w:num w:numId="19">
+    <w:abstractNumId w:val="4"/>
+  </w:num>
+  <w:num w:numId="20">
+    <w:abstractNumId w:val="14"/>
+  </w:num>
+  <w:num w:numId="21">
+    <w:abstractNumId w:val="7"/>
+  </w:num>
+  <w:num w:numId="22">
+    <w:abstractNumId w:val="8"/>
   </w:num>
 </w:numbering>
 </file>
 
 <file path=word/styles.xml><?xml version="1.0" encoding="utf-8"?>
-<w:styles xmlns:mc="http://schemas.openxmlformats.org/markup-compatibility/2006" xmlns:r="http://schemas.openxmlformats.org/officeDocument/2006/relationships" xmlns:w="http://schemas.openxmlformats.org/wordprocessingml/2006/main" xmlns:w14="http://schemas.microsoft.com/office/word/2010/wordml" xmlns:w15="http://schemas.microsoft.com/office/word/2012/wordml" xmlns:w16cid="http://schemas.microsoft.com/office/word/2016/wordml/cid" xmlns:w16se="http://schemas.microsoft.com/office/word/2015/wordml/symex" mc:Ignorable="w14 w15 w16se w16cid">
+<w:styles xmlns:mc="http://schemas.openxmlformats.org/markup-compatibility/2006" xmlns:r="http://schemas.openxmlformats.org/officeDocument/2006/relationships" xmlns:w="http://schemas.openxmlformats.org/wordprocessingml/2006/main" xmlns:w14="http://schemas.microsoft.com/office/word/2010/wordml" xmlns:w15="http://schemas.microsoft.com/office/word/2012/wordml" xmlns:w16cex="http://schemas.microsoft.com/office/word/2018/wordml/cex" xmlns:w16cid="http://schemas.microsoft.com/office/word/2016/wordml/cid" xmlns:w16="http://schemas.microsoft.com/office/word/2018/wordml" xmlns:w16sdtdh="http://schemas.microsoft.com/office/word/2020/wordml/sdtdatahash" xmlns:w16se="http://schemas.microsoft.com/office/word/2015/wordml/symex" mc:Ignorable="w14 w15 w16se w16cid w16 w16cex w16sdtdh">
   <w:docDefaults>
     <w:rPrDefault>
       <w:rPr>
@@ -5697,7 +6423,7 @@
       </w:pPr>
     </w:pPrDefault>
   </w:docDefaults>
-  <w:latentStyles w:defLockedState="0" w:defUIPriority="99" w:defSemiHidden="0" w:defUnhideWhenUsed="0" w:defQFormat="0" w:count="375">
+  <w:latentStyles w:defLockedState="0" w:defUIPriority="99" w:defSemiHidden="0" w:defUnhideWhenUsed="0" w:defQFormat="0" w:count="376">
     <w:lsdException w:name="Normal" w:uiPriority="0" w:qFormat="1"/>
     <w:lsdException w:name="heading 1" w:uiPriority="9" w:qFormat="1"/>
     <w:lsdException w:name="heading 2" w:semiHidden="1" w:uiPriority="9" w:unhideWhenUsed="1" w:qFormat="1"/>
@@ -5803,7 +6529,6 @@
     <w:lsdException w:name="HTML Sample" w:semiHidden="1" w:unhideWhenUsed="1"/>
     <w:lsdException w:name="HTML Typewriter" w:semiHidden="1" w:unhideWhenUsed="1"/>
     <w:lsdException w:name="HTML Variable" w:semiHidden="1" w:unhideWhenUsed="1"/>
-    <w:lsdException w:name="Normal Table" w:semiHidden="1" w:unhideWhenUsed="1"/>
     <w:lsdException w:name="annotation subject" w:semiHidden="1" w:unhideWhenUsed="1"/>
     <w:lsdException w:name="No List" w:semiHidden="1" w:unhideWhenUsed="1"/>
     <w:lsdException w:name="Outline List 1" w:semiHidden="1" w:unhideWhenUsed="1"/>
@@ -5850,10 +6575,8 @@
     <w:lsdException w:name="Table Subtle 2" w:semiHidden="1" w:unhideWhenUsed="1"/>
     <w:lsdException w:name="Table Web 1" w:semiHidden="1" w:unhideWhenUsed="1"/>
     <w:lsdException w:name="Table Web 2" w:semiHidden="1" w:unhideWhenUsed="1"/>
-    <w:lsdException w:name="Table Web 3" w:semiHidden="1" w:unhideWhenUsed="1"/>
     <w:lsdException w:name="Balloon Text" w:semiHidden="1" w:unhideWhenUsed="1"/>
     <w:lsdException w:name="Table Grid" w:uiPriority="39"/>
-    <w:lsdException w:name="Table Theme" w:semiHidden="1" w:unhideWhenUsed="1"/>
     <w:lsdException w:name="Placeholder Text" w:semiHidden="1"/>
     <w:lsdException w:name="No Spacing" w:uiPriority="1" w:qFormat="1"/>
     <w:lsdException w:name="Light Shading" w:uiPriority="60"/>
@@ -6073,6 +6796,7 @@
     <w:lsdException w:name="Smart Hyperlink" w:semiHidden="1" w:unhideWhenUsed="1"/>
     <w:lsdException w:name="Hashtag" w:semiHidden="1" w:unhideWhenUsed="1"/>
     <w:lsdException w:name="Unresolved Mention" w:semiHidden="1" w:unhideWhenUsed="1"/>
+    <w:lsdException w:name="Smart Link" w:semiHidden="1" w:unhideWhenUsed="1"/>
   </w:latentStyles>
   <w:style w:type="paragraph" w:default="1" w:styleId="Norml">
     <w:name w:val="Normal"/>
